--- a/projects/kwaai-knowledge/papers/aias2026/submission54-4page.docx
+++ b/projects/kwaai-knowledge/papers/aias2026/submission54-4page.docx
@@ -810,7 +810,6 @@
         <w:tblW w:type="pct" w:w="5000"/>
         <w:tblLayout w:type="fixed"/>
         <w:tblLook w:firstRow="1" w:lastRow="0" w:firstColumn="0" w:lastColumn="0" w:noHBand="0" w:noVBand="0" w:val="0020"/>
-        <w:tblLayout w:type="fixed"/>
       </w:tblPr>
       <w:tblGrid>
         <w:gridCol w:w="3600"/>

--- a/projects/kwaai-knowledge/papers/aias2026/submission54-4page.docx
+++ b/projects/kwaai-knowledge/papers/aias2026/submission54-4page.docx
@@ -7,7 +7,7 @@
         <w:pStyle w:val="Title"/>
       </w:pPr>
       <w:r>
-        <w:t xml:space="preserve">Dream RAG: Offline Consolidation of a Retrieval Knowledge Graph, and When It Helps</w:t>
+        <w:t xml:space="preserve">Dream RAG: Offline Consolidation of Passage Memory into a Knowledge Graph</w:t>
       </w:r>
     </w:p>
     <w:p>
@@ -39,13 +39,19 @@
         <w:pStyle w:val="Abstract"/>
       </w:pPr>
       <w:r>
-        <w:t xml:space="preserve">Most retrieval-augmented generation (RAG) systems build their knowledge graph once, at ingestion. Dream</w:t>
-      </w:r>
-      <w:r>
-        <w:t xml:space="preserve"> </w:t>
-      </w:r>
-      <w:r>
-        <w:t xml:space="preserve">RAG adds an offline</w:t>
+        <w:t xml:space="preserve">Complementary-learning-systems theory holds that a fast, capacity-limited store is consolidated</w:t>
+      </w:r>
+      <w:r>
+        <w:t xml:space="preserve"> </w:t>
+      </w:r>
+      <w:r>
+        <w:t xml:space="preserve">offline into a slower structured one, after which the fast store can be released. We test the</w:t>
+      </w:r>
+      <w:r>
+        <w:t xml:space="preserve"> </w:t>
+      </w:r>
+      <w:r>
+        <w:t xml:space="preserve">analogous claim for retrieval-augmented generation (RAG): that an offline</w:t>
       </w:r>
       <w:r>
         <w:t xml:space="preserve"> </w:t>
@@ -57,7 +63,142 @@
         <w:t xml:space="preserve"> </w:t>
       </w:r>
       <w:r>
-        <w:t xml:space="preserve">loop that rewrites the graph toward</w:t>
+        <w:t xml:space="preserve">loop transfers what</w:t>
+      </w:r>
+      <w:r>
+        <w:t xml:space="preserve"> </w:t>
+      </w:r>
+      <w:r>
+        <w:t xml:space="preserve">a passage index holds into an entity graph. Dream RAG completes weak entities from their own evidence</w:t>
+      </w:r>
+      <w:r>
+        <w:t xml:space="preserve"> </w:t>
+      </w:r>
+      <w:r>
+        <w:t xml:space="preserve">with an 8B model, merges duplicates and prunes unsupported nodes. On twelve corpora, three to five</w:t>
+      </w:r>
+      <w:r>
+        <w:t xml:space="preserve"> </w:t>
+      </w:r>
+      <w:r>
+        <w:t xml:space="preserve">cycles reduced the entity count by 7–26% and raised graph completeness on eleven. However, with the passage index still</w:t>
+      </w:r>
+      <w:r>
+        <w:t xml:space="preserve"> </w:t>
+      </w:r>
+      <w:r>
+        <w:t xml:space="preserve">in use, answer accuracy did not follow. In a pre-registered trial on a memoir, with no curated seed data, 24 cycles</w:t>
+      </w:r>
+      <w:r>
+        <w:t xml:space="preserve"> </w:t>
+      </w:r>
+      <w:r>
+        <w:t xml:space="preserve">left hybrid (passage + graph) retrieval unchanged: coverage of gold answer facts moved +0.010 (95% CI</w:t>
+      </w:r>
+      <w:r>
+        <w:t xml:space="preserve"> </w:t>
+      </w:r>
+      <w:r>
+        <w:t xml:space="preserve">−0.020 to +0.053). With the passages withheld, so that only the graph can answer, the same cycles</w:t>
+      </w:r>
+      <w:r>
+        <w:t xml:space="preserve"> </w:t>
+      </w:r>
+      <w:r>
+        <w:t xml:space="preserve">more than doubled coverage, from 14.0% to 32.3% (+0.183, CI +0.087 to +0.296), with most of the</w:t>
+      </w:r>
+      <w:r>
+        <w:t xml:space="preserve"> </w:t>
+      </w:r>
+      <w:r>
+        <w:t xml:space="preserve">gain in the first cycle. In this trial, consolidation transferred knowledge into the graph, but while the</w:t>
+      </w:r>
+      <w:r>
+        <w:t xml:space="preserve"> </w:t>
+      </w:r>
+      <w:r>
+        <w:t xml:space="preserve">passage index remained, hybrid retrieval did not show the gain; the graph alone reached 57% of hybrid</w:t>
+      </w:r>
+      <w:r>
+        <w:t xml:space="preserve"> </w:t>
+      </w:r>
+      <w:r>
+        <w:t xml:space="preserve">coverage.</w:t>
+      </w:r>
+    </w:p>
+    <w:p>
+      <w:pPr>
+        <w:pStyle w:val="Abstract"/>
+      </w:pPr>
+      <w:r>
+        <w:rPr>
+          <w:b/>
+          <w:bCs/>
+        </w:rPr>
+        <w:t xml:space="preserve">Keywords:</w:t>
+      </w:r>
+      <w:r>
+        <w:t xml:space="preserve"> </w:t>
+      </w:r>
+      <w:r>
+        <w:t xml:space="preserve">retrieval-augmented generation, GraphRAG, memory consolidation, knowledge graphs,</w:t>
+      </w:r>
+      <w:r>
+        <w:t xml:space="preserve"> </w:t>
+      </w:r>
+      <w:r>
+        <w:t xml:space="preserve">evaluation</w:t>
+      </w:r>
+    </w:p>
+    <w:bookmarkStart w:id="29" w:name="hypothesis"/>
+    <w:p>
+      <w:pPr>
+        <w:pStyle w:val="Section"/>
+      </w:pPr>
+      <w:r>
+        <w:t xml:space="preserve">Hypothesis</w:t>
+      </w:r>
+    </w:p>
+    <w:p>
+      <w:pPr/>
+      <w:r>
+        <w:t xml:space="preserve">Graph-based RAG adds an entity graph to a passage index so that retrieval can follow relationships</w:t>
+      </w:r>
+      <w:r>
+        <w:t xml:space="preserve"> </w:t>
+      </w:r>
+      <w:r>
+        <w:t xml:space="preserve">[Edge et al. 2024; Gutiérrez et al. 2024; Guo et al. 2025]. The graph is built once, at ingestion.</w:t>
+      </w:r>
+      <w:r>
+        <w:t xml:space="preserve"> </w:t>
+      </w:r>
+      <w:r>
+        <w:t xml:space="preserve">Biological memory works differently. In complementary learning systems [McClelland et al. 1995], a</w:t>
+      </w:r>
+      <w:r>
+        <w:t xml:space="preserve"> </w:t>
+      </w:r>
+      <w:r>
+        <w:t xml:space="preserve">fast episodic store (the hippocampus) is replayed offline into a slow structured one (the neocortex).</w:t>
+      </w:r>
+      <w:r>
+        <w:t xml:space="preserve"> </w:t>
+      </w:r>
+      <w:r>
+        <w:t xml:space="preserve">Once consolidation is complete, the fast store is no longer needed to recall what was consolidated.</w:t>
+      </w:r>
+      <w:r>
+        <w:t xml:space="preserve"> </w:t>
+      </w:r>
+      <w:r>
+        <w:t xml:space="preserve">The free-energy principle [Friston 2010] suggests what consolidation should optimize: explain the</w:t>
+      </w:r>
+      <w:r>
+        <w:t xml:space="preserve"> </w:t>
+      </w:r>
+      <w:r>
+        <w:t xml:space="preserve">same evidence with less model complexity. We use this as a design heuristic,</w:t>
       </w:r>
       <w:r>
         <w:t xml:space="preserve"> </w:t>
@@ -73,167 +214,109 @@
         <w:t xml:space="preserve"> </w:t>
       </w:r>
       <w:r>
-        <w:t xml:space="preserve">(fewer, more complete</w:t>
-      </w:r>
-      <w:r>
-        <w:t xml:space="preserve"> </w:t>
-      </w:r>
-      <w:r>
-        <w:t xml:space="preserve">entities): it completes weak entities from their own evidence with an 8B model, merges duplicates and</w:t>
-      </w:r>
-      <w:r>
-        <w:t xml:space="preserve"> </w:t>
-      </w:r>
-      <w:r>
-        <w:t xml:space="preserve">prunes unsupported nodes. On twelve corpora of 773–15,018 passages, three to five cycles cut the entity count by</w:t>
-      </w:r>
-      <w:r>
-        <w:t xml:space="preserve"> </w:t>
-      </w:r>
-      <w:r>
-        <w:t xml:space="preserve">7–26% and raised mean completeness on eleven. Retrieval accuracy did not follow. On a 1,152-passage</w:t>
-      </w:r>
-      <w:r>
-        <w:t xml:space="preserve"> </w:t>
-      </w:r>
-      <w:r>
-        <w:t xml:space="preserve">memoir, completeness rose from 51.5% to 78.1% over 31 cycles while answer recall stayed within noise</w:t>
-      </w:r>
-      <w:r>
-        <w:t xml:space="preserve"> </w:t>
-      </w:r>
-      <w:r>
-        <w:t xml:space="preserve">(Spearman ρ = 0.17); across fifteen corpora completeness did not predict recall (ρ = 0.28); and two</w:t>
-      </w:r>
-      <w:r>
-        <w:t xml:space="preserve"> </w:t>
-      </w:r>
-      <w:r>
-        <w:t xml:space="preserve">consolidation operations reduced accuracy. Across 88 development milestones, accuracy gains came from</w:t>
-      </w:r>
-      <w:r>
-        <w:t xml:space="preserve"> </w:t>
-      </w:r>
-      <w:r>
-        <w:t xml:space="preserve">retrieval and curated knowledge, not from dreaming. Structural graph metrics are not a proxy for RAG</w:t>
-      </w:r>
-      <w:r>
-        <w:t xml:space="preserve"> </w:t>
-      </w:r>
-      <w:r>
-        <w:t xml:space="preserve">quality.</w:t>
+        <w:t xml:space="preserve">(the same</w:t>
+      </w:r>
+      <w:r>
+        <w:t xml:space="preserve"> </w:t>
+      </w:r>
+      <w:r>
+        <w:t xml:space="preserve">evidence held by fewer, more complete entities), not as a formal model.</w:t>
       </w:r>
     </w:p>
     <w:p>
-      <w:pPr>
-        <w:pStyle w:val="Abstract"/>
+      <w:pPr/>
+      <w:r>
+        <w:t xml:space="preserve">In RAG terms, the passage index is short-term memory and the graph is long-term memory. We test two</w:t>
+      </w:r>
+      <w:r>
+        <w:t xml:space="preserve"> </w:t>
+      </w:r>
+      <w:r>
+        <w:t xml:space="preserve">hypotheses:</w:t>
+      </w:r>
+    </w:p>
+    <w:p>
+      <w:pPr>
+        <w:pStyle w:val="ListParagraph"/>
+        <w:numPr>
+          <w:ilvl w:val="0"/>
+          <w:numId w:val="1001"/>
+        </w:numPr>
       </w:pPr>
       <w:r>
         <w:rPr>
           <w:b/>
           <w:bCs/>
         </w:rPr>
-        <w:t xml:space="preserve">Keywords:</w:t>
-      </w:r>
-      <w:r>
-        <w:t xml:space="preserve"> </w:t>
-      </w:r>
-      <w:r>
-        <w:t xml:space="preserve">retrieval-augmented generation, GraphRAG, knowledge-graph consolidation, evaluation,</w:t>
-      </w:r>
-      <w:r>
-        <w:t xml:space="preserve"> </w:t>
-      </w:r>
-      <w:r>
-        <w:t xml:space="preserve">negative results</w:t>
-      </w:r>
-    </w:p>
-    <w:bookmarkStart w:id="29" w:name="introduction"/>
-    <w:p>
-      <w:pPr>
-        <w:pStyle w:val="Section"/>
-      </w:pPr>
-      <w:r>
-        <w:t xml:space="preserve">Introduction</w:t>
+        <w:t xml:space="preserve">H1 (transfer).</w:t>
+      </w:r>
+      <w:r>
+        <w:t xml:space="preserve"> </w:t>
+      </w:r>
+      <w:r>
+        <w:t xml:space="preserve">After consolidation, the graph</w:t>
+      </w:r>
+      <w:r>
+        <w:t xml:space="preserve"> </w:t>
+      </w:r>
+      <w:r>
+        <w:rPr>
+          <w:i/>
+          <w:iCs/>
+        </w:rPr>
+        <w:t xml:space="preserve">alone</w:t>
+      </w:r>
+      <w:r>
+        <w:t xml:space="preserve"> </w:t>
+      </w:r>
+      <w:r>
+        <w:t xml:space="preserve">supports more of the facts needed to</w:t>
+      </w:r>
+      <w:r>
+        <w:t xml:space="preserve"> </w:t>
+      </w:r>
+      <w:r>
+        <w:t xml:space="preserve">answer questions about the corpus.</w:t>
       </w:r>
     </w:p>
     <w:p>
-      <w:pPr/>
-      <w:r>
-        <w:t xml:space="preserve">Graph-based RAG systems add an entity graph to a passage index so that retrieval can follow</w:t>
-      </w:r>
-      <w:r>
-        <w:t xml:space="preserve"> </w:t>
-      </w:r>
-      <w:r>
-        <w:t xml:space="preserve">relationships [Edge et al. 2024; Gutiérrez et al. 2024; Guo et al. 2024]. They build the graph at</w:t>
-      </w:r>
-      <w:r>
-        <w:t xml:space="preserve"> </w:t>
-      </w:r>
-      <w:r>
-        <w:t xml:space="preserve">ingestion; what extraction gets wrong (a missing type, a duplicate) stays wrong. Biological memory, by contrast, is consolidated offline [McClelland et al.</w:t>
-      </w:r>
-      <w:r>
-        <w:t xml:space="preserve"> </w:t>
-      </w:r>
-      <w:r>
-        <w:t xml:space="preserve">1995], and the free-energy principle [Friston 2010] frames the trade-off such a process manages:</w:t>
-      </w:r>
-      <w:r>
-        <w:t xml:space="preserve"> </w:t>
-      </w:r>
-      <w:r>
-        <w:t xml:space="preserve">explain the evidence with as little model complexity as possible. We use these ideas as design</w:t>
-      </w:r>
-      <w:r>
-        <w:t xml:space="preserve"> </w:t>
-      </w:r>
-      <w:r>
-        <w:t xml:space="preserve">heuristics, not formal models, and derive one measurable objective,</w:t>
-      </w:r>
-      <w:r>
-        <w:t xml:space="preserve"> </w:t>
-      </w:r>
+      <w:pPr>
+        <w:pStyle w:val="ListParagraph"/>
+        <w:numPr>
+          <w:ilvl w:val="0"/>
+          <w:numId w:val="1001"/>
+        </w:numPr>
+      </w:pPr>
       <w:r>
         <w:rPr>
           <w:b/>
           <w:bCs/>
         </w:rPr>
-        <w:t xml:space="preserve">fact density</w:t>
-      </w:r>
-      <w:r>
-        <w:t xml:space="preserve">: the same evidence</w:t>
-      </w:r>
-      <w:r>
-        <w:t xml:space="preserve"> </w:t>
-      </w:r>
-      <w:r>
-        <w:t xml:space="preserve">represented by fewer, more complete entities.</w:t>
+        <w:t xml:space="preserve">H2 (hybrid benefit).</w:t>
+      </w:r>
+      <w:r>
+        <w:t xml:space="preserve"> </w:t>
+      </w:r>
+      <w:r>
+        <w:t xml:space="preserve">Consolidation improves retrieval when the passage index remains available</w:t>
+      </w:r>
+      <w:r>
+        <w:t xml:space="preserve"> </w:t>
+      </w:r>
+      <w:r>
+        <w:t xml:space="preserve">alongside the graph.</w:t>
       </w:r>
     </w:p>
     <w:p>
       <w:pPr/>
       <w:r>
-        <w:t xml:space="preserve">We ask whether an offline loop that optimizes fact density improves RAG. Our contributions are (a) an</w:t>
-      </w:r>
-      <w:r>
-        <w:t xml:space="preserve"> </w:t>
-      </w:r>
-      <w:r>
-        <w:t xml:space="preserve">implemented consolidation loop that converges to zero model calls per cycle, (b) a multi-corpus study</w:t>
-      </w:r>
-      <w:r>
-        <w:t xml:space="preserve"> </w:t>
-      </w:r>
-      <w:r>
-        <w:t xml:space="preserve">showing that it improves graph structure but not retrieval accuracy, measured against an explicit noise</w:t>
-      </w:r>
-      <w:r>
-        <w:t xml:space="preserve"> </w:t>
-      </w:r>
-      <w:r>
-        <w:t xml:space="preserve">floor, and (c) two documented ways in which consolidation reduces accuracy.</w:t>
+        <w:t xml:space="preserve">Most graph-RAG evaluations, including our own earlier ones, test only H2. If the passage index</w:t>
+      </w:r>
+      <w:r>
+        <w:t xml:space="preserve"> </w:t>
+      </w:r>
+      <w:r>
+        <w:t xml:space="preserve">already answers most questions, H2 can fail even when H1 holds.</w:t>
       </w:r>
     </w:p>
     <w:bookmarkEnd w:id="29"/>
@@ -259,114 +342,25 @@
         <w:t xml:space="preserve"> </w:t>
       </w:r>
       <w:r>
-        <w:t xml:space="preserve">Documents are split into paragraph-based passages of at most 800 characters (200</w:t>
-      </w:r>
-      <w:r>
-        <w:t xml:space="preserve"> </w:t>
-      </w:r>
-      <w:r>
-        <w:t xml:space="preserve">overlap), embedded (768-dimensional) and indexed for BM25. A capitalized-phrase scan proposes entity</w:t>
-      </w:r>
-      <w:r>
-        <w:t xml:space="preserve"> </w:t>
-      </w:r>
-      <w:r>
-        <w:t xml:space="preserve">candidates; passages without candidates skip the language model, and otherwise llama3.1:8b extracts at</w:t>
-      </w:r>
-      <w:r>
-        <w:t xml:space="preserve"> </w:t>
-      </w:r>
-      <w:r>
-        <w:t xml:space="preserve">most 20 typed entities per passage, with the adjacent passages as context. Relation extraction was</w:t>
-      </w:r>
-      <w:r>
-        <w:t xml:space="preserve"> </w:t>
-      </w:r>
-      <w:r>
-        <w:t xml:space="preserve">disabled for the multi-corpus graphs, because an 8B model extracted relations too imprecisely in earlier</w:t>
+        <w:t xml:space="preserve">Documents are split into passages of at most 800 characters, embedded and indexed for</w:t>
+      </w:r>
+      <w:r>
+        <w:t xml:space="preserve"> </w:t>
+      </w:r>
+      <w:r>
+        <w:t xml:space="preserve">BM25. llama3.1:8b extracts typed entities from each passage, with its neighbours as context. Relation</w:t>
+      </w:r>
+      <w:r>
+        <w:t xml:space="preserve"> </w:t>
+      </w:r>
+      <w:r>
+        <w:t xml:space="preserve">extraction is off at ingestion, because an 8B model extracted relations too imprecisely in earlier</w:t>
       </w:r>
       <w:r>
         <w:t xml:space="preserve"> </w:t>
       </w:r>
       <w:r>
         <w:t xml:space="preserve">experiments.</w:t>
-      </w:r>
-    </w:p>
-    <w:p>
-      <w:pPr/>
-      <w:r>
-        <w:rPr>
-          <w:b/>
-          <w:bCs/>
-        </w:rPr>
-        <w:t xml:space="preserve">Retrieval</w:t>
-      </w:r>
-      <w:r>
-        <w:t xml:space="preserve"> </w:t>
-      </w:r>
-      <w:r>
-        <w:t xml:space="preserve">fuses BM25 and dense rankings by reciprocal rank (k = 60) [Cormack et al. 2009] together</w:t>
-      </w:r>
-      <w:r>
-        <w:t xml:space="preserve"> </w:t>
-      </w:r>
-      <w:r>
-        <w:t xml:space="preserve">with passages of graph entities within two hops of those matching the query. If fewer than 70% of the</w:t>
-      </w:r>
-      <w:r>
-        <w:t xml:space="preserve"> </w:t>
-      </w:r>
-      <w:r>
-        <w:t xml:space="preserve">query’s content terms are covered, a second round retrieves for the missing terms, and below 75% a third</w:t>
-      </w:r>
-      <w:r>
-        <w:t xml:space="preserve"> </w:t>
-      </w:r>
-      <w:r>
-        <w:t xml:space="preserve">round reformulates the query. The top 20 passages, led by one entity</w:t>
-      </w:r>
-      <w:r>
-        <w:t xml:space="preserve"> </w:t>
-      </w:r>
-      <w:r>
-        <w:t xml:space="preserve">“fact card”</w:t>
-      </w:r>
-      <w:r>
-        <w:t xml:space="preserve">, go to the generator.</w:t>
-      </w:r>
-    </w:p>
-    <w:p>
-      <w:pPr/>
-      <w:r>
-        <w:rPr>
-          <w:b/>
-          <w:bCs/>
-        </w:rPr>
-        <w:t xml:space="preserve">Completeness.</w:t>
-      </w:r>
-      <w:r>
-        <w:t xml:space="preserve"> </w:t>
-      </w:r>
-      <w:r>
-        <w:t xml:space="preserve">An entity’s score is the mean of three parts: its type (0 untyped, 0.4 generic, 1</w:t>
-      </w:r>
-      <w:r>
-        <w:t xml:space="preserve"> </w:t>
-      </w:r>
-      <w:r>
-        <w:t xml:space="preserve">specific); its content (the fraction of its type’s expected fields that are filled, or a length-and-</w:t>
-      </w:r>
-      <w:r>
-        <w:t xml:space="preserve"> </w:t>
-      </w:r>
-      <w:r>
-        <w:t xml:space="preserve">sentence tier on its description); and its relations (the fraction of its type’s expected relation</w:t>
-      </w:r>
-      <w:r>
-        <w:t xml:space="preserve"> </w:t>
-      </w:r>
-      <w:r>
-        <w:t xml:space="preserve">groups present). Graph completeness is the mean over entities.</w:t>
       </w:r>
     </w:p>
     <w:p>
@@ -382,71 +376,43 @@
         <w:t xml:space="preserve"> </w:t>
       </w:r>
       <w:r>
-        <w:t xml:space="preserve">Each cycle (i) scores all entities; (ii) selects those below 0.6, weakest first, up</w:t>
-      </w:r>
-      <w:r>
-        <w:t xml:space="preserve"> </w:t>
-      </w:r>
-      <w:r>
-        <w:t xml:space="preserve">to a budget (100–200); (iii) asks the model, given only the entity’s own evidence passages, for its</w:t>
-      </w:r>
-      <w:r>
-        <w:t xml:space="preserve"> </w:t>
-      </w:r>
-      <w:r>
-        <w:t xml:space="preserve">type-specific fields, a description and relations; (iv) accepts a description only if it ranks in a</w:t>
-      </w:r>
-      <w:r>
-        <w:t xml:space="preserve"> </w:t>
-      </w:r>
-      <w:r>
-        <w:t xml:space="preserve">higher tier than the current one, or the same tier and more than 20 characters longer, and keeps a</w:t>
-      </w:r>
-      <w:r>
-        <w:t xml:space="preserve"> </w:t>
-      </w:r>
-      <w:r>
-        <w:t xml:space="preserve">relation only if its target already exists; (v) merges duplicates (identical normalized names; or same</w:t>
-      </w:r>
-      <w:r>
-        <w:t xml:space="preserve"> </w:t>
-      </w:r>
-      <w:r>
-        <w:t xml:space="preserve">type, Jaro–Winkler ≥ 0.60 and embedding cosine ≥ 0.92; or names differing only by an honorific);</w:t>
-      </w:r>
-      <w:r>
-        <w:t xml:space="preserve"> </w:t>
-      </w:r>
-      <w:r>
-        <w:t xml:space="preserve">(vi) prunes entities with one mention, no passages, no relations and a score below 0.3. A cycle whose</w:t>
-      </w:r>
-      <w:r>
-        <w:t xml:space="preserve"> </w:t>
-      </w:r>
-      <w:r>
-        <w:t xml:space="preserve">model calls all failed stops before merging. With no candidates left, a cycle makes no model calls.</w:t>
-      </w:r>
-      <w:r>
-        <w:t xml:space="preserve"> </w:t>
-      </w:r>
-      <w:r>
-        <w:t xml:space="preserve">Generated descriptions are not fact-checked, and hand-curated descriptions are protected only by the</w:t>
-      </w:r>
-      <w:r>
-        <w:t xml:space="preserve"> </w:t>
-      </w:r>
-      <w:r>
-        <w:t xml:space="preserve">tier gate in (iv).</w:t>
-      </w:r>
-    </w:p>
-    <w:bookmarkEnd w:id="30"/>
-    <w:bookmarkStart w:id="31" w:name="evaluation-setup"/>
-    <w:p>
-      <w:pPr>
-        <w:pStyle w:val="Section"/>
-      </w:pPr>
-      <w:r>
-        <w:t xml:space="preserve">Evaluation setup</w:t>
+        <w:t xml:space="preserve">Each cycle scores every entity for completeness, which averages three parts: its</w:t>
+      </w:r>
+      <w:r>
+        <w:t xml:space="preserve"> </w:t>
+      </w:r>
+      <w:r>
+        <w:t xml:space="preserve">type (untyped, generic or specific), how many of its type’s expected fields and how much description</w:t>
+      </w:r>
+      <w:r>
+        <w:t xml:space="preserve"> </w:t>
+      </w:r>
+      <w:r>
+        <w:t xml:space="preserve">it has, and how many of its type’s expected relations are present. The cycle then asks the model,</w:t>
+      </w:r>
+      <w:r>
+        <w:t xml:space="preserve"> </w:t>
+      </w:r>
+      <w:r>
+        <w:t xml:space="preserve">given only an entity’s own evidence passages, for its missing fields and description, and optionally</w:t>
+      </w:r>
+      <w:r>
+        <w:t xml:space="preserve"> </w:t>
+      </w:r>
+      <w:r>
+        <w:t xml:space="preserve">for relations to entities that already exist; keeps prose descriptions and refreshes a one-line field</w:t>
+      </w:r>
+      <w:r>
+        <w:t xml:space="preserve"> </w:t>
+      </w:r>
+      <w:r>
+        <w:t xml:space="preserve">summary; merges duplicates by name, string similarity and embedding; and prunes isolated, unevidenced</w:t>
+      </w:r>
+      <w:r>
+        <w:t xml:space="preserve"> </w:t>
+      </w:r>
+      <w:r>
+        <w:t xml:space="preserve">entities.</w:t>
       </w:r>
     </w:p>
     <w:p>
@@ -456,31 +422,134 @@
           <w:b/>
           <w:bCs/>
         </w:rPr>
-        <w:t xml:space="preserve">Corpora.</w:t>
-      </w:r>
-      <w:r>
-        <w:t xml:space="preserve"> </w:t>
-      </w:r>
-      <w:r>
-        <w:t xml:space="preserve">Eleven corpora span historical narrative, legal opinions, meeting transcripts, technical</w:t>
-      </w:r>
-      <w:r>
-        <w:t xml:space="preserve"> </w:t>
-      </w:r>
-      <w:r>
-        <w:t xml:space="preserve">documentation and standards, scientific and academic papers, and fiction (773–15,018 passages); a</w:t>
-      </w:r>
-      <w:r>
-        <w:t xml:space="preserve"> </w:t>
-      </w:r>
-      <w:r>
-        <w:t xml:space="preserve">twelfth (a novel) is used for the consolidation study, and a 1,152-passage single-author memoir for</w:t>
-      </w:r>
-      <w:r>
-        <w:t xml:space="preserve"> </w:t>
-      </w:r>
-      <w:r>
-        <w:t xml:space="preserve">cycle-by-cycle and component studies. All are English. ⟦question-set construction⟧</w:t>
+        <w:t xml:space="preserve">Retrieval.</w:t>
+      </w:r>
+      <w:r>
+        <w:t xml:space="preserve"> </w:t>
+      </w:r>
+      <w:r>
+        <w:rPr>
+          <w:i/>
+          <w:iCs/>
+        </w:rPr>
+        <w:t xml:space="preserve">Hybrid</w:t>
+      </w:r>
+      <w:r>
+        <w:t xml:space="preserve"> </w:t>
+      </w:r>
+      <w:r>
+        <w:t xml:space="preserve">retrieval fuses BM25 and dense rankings by reciprocal rank [Cormack et al.</w:t>
+      </w:r>
+      <w:r>
+        <w:t xml:space="preserve"> </w:t>
+      </w:r>
+      <w:r>
+        <w:t xml:space="preserve">2009] with the passages of graph entities within two hops of the query’s entities, and adds up to</w:t>
+      </w:r>
+      <w:r>
+        <w:t xml:space="preserve"> </w:t>
+      </w:r>
+      <w:r>
+        <w:t xml:space="preserve">two further rounds when query terms are uncovered.</w:t>
+      </w:r>
+      <w:r>
+        <w:t xml:space="preserve"> </w:t>
+      </w:r>
+      <w:r>
+        <w:rPr>
+          <w:i/>
+          <w:iCs/>
+        </w:rPr>
+        <w:t xml:space="preserve">Graph-only</w:t>
+      </w:r>
+      <w:r>
+        <w:t xml:space="preserve"> </w:t>
+      </w:r>
+      <w:r>
+        <w:t xml:space="preserve">retrieval returns up to 20 entity</w:t>
+      </w:r>
+      <w:r>
+        <w:t xml:space="preserve"> </w:t>
+      </w:r>
+      <w:r>
+        <w:t xml:space="preserve">cards (name, aliases, every relation, fields and description) and no passage text. The cards come</w:t>
+      </w:r>
+      <w:r>
+        <w:t xml:space="preserve"> </w:t>
+      </w:r>
+      <w:r>
+        <w:t xml:space="preserve">from the entities matching the query, then their neighbours, then the nearest entities by embedding.</w:t>
+      </w:r>
+      <w:r>
+        <w:t xml:space="preserve"> </w:t>
+      </w:r>
+      <w:r>
+        <w:t xml:space="preserve">Before the trial we fixed three defects that made hybrid retrieval non-deterministic or let graph</w:t>
+      </w:r>
+      <w:r>
+        <w:t xml:space="preserve"> </w:t>
+      </w:r>
+      <w:r>
+        <w:t xml:space="preserve">traversal flood the prompt. With the fixes, repeated hybrid runs on the same graph give identical</w:t>
+      </w:r>
+      <w:r>
+        <w:t xml:space="preserve"> </w:t>
+      </w:r>
+      <w:r>
+        <w:t xml:space="preserve">prompts; graph-only runs return the same cards, though field lines within a card may reorder.</w:t>
+      </w:r>
+    </w:p>
+    <w:bookmarkEnd w:id="30"/>
+    <w:bookmarkStart w:id="33" w:name="experimental-setup"/>
+    <w:p>
+      <w:pPr>
+        <w:pStyle w:val="Section"/>
+      </w:pPr>
+      <w:r>
+        <w:t xml:space="preserve">Experimental setup</w:t>
+      </w:r>
+    </w:p>
+    <w:bookmarkStart w:id="31" w:name="consolidation-across-corpora"/>
+    <w:p>
+      <w:pPr>
+        <w:pStyle w:val="Subsection"/>
+      </w:pPr>
+      <w:r>
+        <w:t xml:space="preserve">Consolidation across corpora</w:t>
+      </w:r>
+    </w:p>
+    <w:p>
+      <w:pPr/>
+      <w:r>
+        <w:t xml:space="preserve">Twelve English corpora of 773–15,018 passages (historical narrative, legal opinions, meeting</w:t>
+      </w:r>
+      <w:r>
+        <w:t xml:space="preserve"> </w:t>
+      </w:r>
+      <w:r>
+        <w:t xml:space="preserve">transcripts, technical documentation, scientific papers, fiction) were each consolidated for three to</w:t>
+      </w:r>
+      <w:r>
+        <w:t xml:space="preserve"> </w:t>
+      </w:r>
+      <w:r>
+        <w:t xml:space="preserve">five cycles. Eleven of them have 20 questions each with gold keywords; answer recall is the fraction</w:t>
+      </w:r>
+      <w:r>
+        <w:t xml:space="preserve"> </w:t>
+      </w:r>
+      <w:r>
+        <w:t xml:space="preserve">of gold keywords that appear in the generated answer.</w:t>
+      </w:r>
+    </w:p>
+    <w:bookmarkEnd w:id="31"/>
+    <w:bookmarkStart w:id="32" w:name="a-pre-registered-consolidation-trial"/>
+    <w:p>
+      <w:pPr>
+        <w:pStyle w:val="Subsection"/>
+      </w:pPr>
+      <w:r>
+        <w:t xml:space="preserve">A pre-registered consolidation trial</w:t>
       </w:r>
     </w:p>
     <w:p>
@@ -490,25 +559,44 @@
           <w:b/>
           <w:bCs/>
         </w:rPr>
-        <w:t xml:space="preserve">Protocol.</w:t>
-      </w:r>
-      <w:r>
-        <w:t xml:space="preserve"> </w:t>
-      </w:r>
-      <w:r>
-        <w:t xml:space="preserve">Each corpus has 20 questions with gold answers and keywords (58–116 per set). We report</w:t>
-      </w:r>
-      <w:r>
-        <w:t xml:space="preserve"> </w:t>
-      </w:r>
-      <w:r>
-        <w:t xml:space="preserve">answer recall (the fraction of gold keywords in the generated answer), retrieval recall (in the</w:t>
-      </w:r>
-      <w:r>
-        <w:t xml:space="preserve"> </w:t>
-      </w:r>
-      <w:r>
-        <w:t xml:space="preserve">retrieved passages) and an LLM judge score (0–2; the judge is the generator’s model).</w:t>
+        <w:t xml:space="preserve">Corpus.</w:t>
+      </w:r>
+      <w:r>
+        <w:t xml:space="preserve"> </w:t>
+      </w:r>
+      <w:r>
+        <w:t xml:space="preserve">A 1,152-passage single-author memoir. Its graph is built from the first 10% (116</w:t>
+      </w:r>
+      <w:r>
+        <w:t xml:space="preserve"> </w:t>
+      </w:r>
+      <w:r>
+        <w:t xml:space="preserve">passages, in reading order) with</w:t>
+      </w:r>
+      <w:r>
+        <w:t xml:space="preserve"> </w:t>
+      </w:r>
+      <w:r>
+        <w:rPr>
+          <w:i/>
+          <w:iCs/>
+        </w:rPr>
+        <w:t xml:space="preserve">no curated seed data</w:t>
+      </w:r>
+      <w:r>
+        <w:t xml:space="preserve">. Our earlier memoir graphs were seeded with a</w:t>
+      </w:r>
+      <w:r>
+        <w:t xml:space="preserve"> </w:t>
+      </w:r>
+      <w:r>
+        <w:t xml:space="preserve">hand-written family tree and descriptions that state some answers outright. Search in the hybrid</w:t>
+      </w:r>
+      <w:r>
+        <w:t xml:space="preserve"> </w:t>
+      </w:r>
+      <w:r>
+        <w:t xml:space="preserve">mode still covers all 1,152 passages.</w:t>
       </w:r>
     </w:p>
     <w:p>
@@ -518,13 +606,47 @@
           <w:b/>
           <w:bCs/>
         </w:rPr>
-        <w:t xml:space="preserve">Noise floor.</w:t>
-      </w:r>
-      <w:r>
-        <w:t xml:space="preserve"> </w:t>
-      </w:r>
-      <w:r>
-        <w:t xml:space="preserve">Two evaluations of the</w:t>
+        <w:t xml:space="preserve">Arms.</w:t>
+      </w:r>
+      <w:r>
+        <w:t xml:space="preserve"> </w:t>
+      </w:r>
+      <w:r>
+        <w:t xml:space="preserve">From the same cycle-0 graph, arm A dreams on descriptions and types only, and arm B also</w:t>
+      </w:r>
+      <w:r>
+        <w:t xml:space="preserve"> </w:t>
+      </w:r>
+      <w:r>
+        <w:t xml:space="preserve">completes relations. Each arm runs 24 cycles of up to 200 model calls. All inference runs locally on</w:t>
+      </w:r>
+      <w:r>
+        <w:t xml:space="preserve"> </w:t>
+      </w:r>
+      <w:r>
+        <w:t xml:space="preserve">llama3.1:8b.</w:t>
+      </w:r>
+    </w:p>
+    <w:p>
+      <w:pPr/>
+      <w:r>
+        <w:rPr>
+          <w:b/>
+          <w:bCs/>
+        </w:rPr>
+        <w:t xml:space="preserve">Gold.</w:t>
+      </w:r>
+      <w:r>
+        <w:t xml:space="preserve"> </w:t>
+      </w:r>
+      <w:r>
+        <w:t xml:space="preserve">We use the 31 questions whose authored answers have at least one fact supported in the</w:t>
+      </w:r>
+      <w:r>
+        <w:t xml:space="preserve"> </w:t>
+      </w:r>
+      <w:r>
+        <w:t xml:space="preserve">slice. These give 108</w:t>
       </w:r>
       <w:r>
         <w:t xml:space="preserve"> </w:t>
@@ -534,29 +656,19 @@
           <w:i/>
           <w:iCs/>
         </w:rPr>
-        <w:t xml:space="preserve">same</w:t>
-      </w:r>
-      <w:r>
-        <w:t xml:space="preserve"> </w:t>
-      </w:r>
-      <w:r>
-        <w:t xml:space="preserve">memoir graph scored 70.2% and 77.8%; ten runs of one</w:t>
-      </w:r>
-      <w:r>
-        <w:t xml:space="preserve"> </w:t>
-      </w:r>
-      <w:r>
-        <w:t xml:space="preserve">configuration had SD 1.6 points. We treat single-run differences below about 5 points as inconclusive.</w:t>
-      </w:r>
-    </w:p>
-    <w:bookmarkEnd w:id="31"/>
-    <w:bookmarkStart w:id="38" w:name="results"/>
-    <w:p>
-      <w:pPr>
-        <w:pStyle w:val="Section"/>
-      </w:pPr>
-      <w:r>
-        <w:t xml:space="preserve">Results</w:t>
+        <w:t xml:space="preserve">nuggets</w:t>
+      </w:r>
+      <w:r>
+        <w:t xml:space="preserve"> </w:t>
+      </w:r>
+      <w:r>
+        <w:t xml:space="preserve">(atomic facts). 53 nuggets were verified by NLI entailment of at</w:t>
+      </w:r>
+      <w:r>
+        <w:t xml:space="preserve"> </w:t>
+      </w:r>
+      <w:r>
+        <w:t xml:space="preserve">least 0.9 against a passage. The other 55 were adjudicated by the local model and confirmed by the author.</w:t>
       </w:r>
     </w:p>
     <w:p>
@@ -566,16 +678,63 @@
           <w:b/>
           <w:bCs/>
         </w:rPr>
-        <w:t xml:space="preserve">Across corpora</w:t>
-      </w:r>
-      <w:r>
-        <w:t xml:space="preserve">, retrieval recall ranged from 77.6% (meeting transcripts) to 94.3% (mean 88.9%),</w:t>
-      </w:r>
-      <w:r>
-        <w:t xml:space="preserve"> </w:t>
-      </w:r>
-      <w:r>
-        <w:t xml:space="preserve">answer recall from 68.5% to 86.1% (mean 76.5%), and judge scores from 1.20 to 1.85 of 2.</w:t>
+        <w:t xml:space="preserve">Measures.</w:t>
+      </w:r>
+      <w:r>
+        <w:t xml:space="preserve"> </w:t>
+      </w:r>
+      <w:r>
+        <w:rPr>
+          <w:i/>
+          <w:iCs/>
+        </w:rPr>
+        <w:t xml:space="preserve">Coverage</w:t>
+      </w:r>
+      <w:r>
+        <w:t xml:space="preserve"> </w:t>
+      </w:r>
+      <w:r>
+        <w:t xml:space="preserve">(primary) is the fraction of a question’s nuggets entailed (NLI ≥ 0.5,</w:t>
+      </w:r>
+      <w:r>
+        <w:t xml:space="preserve"> </w:t>
+      </w:r>
+      <w:r>
+        <w:t xml:space="preserve">DeBERTa-v3-large) by at least one retrieved passage or card; it scores retrieval, independently of the</w:t>
+      </w:r>
+      <w:r>
+        <w:t xml:space="preserve"> </w:t>
+      </w:r>
+      <w:r>
+        <w:t xml:space="preserve">generated answer.</w:t>
+      </w:r>
+      <w:r>
+        <w:t xml:space="preserve"> </w:t>
+      </w:r>
+      <w:r>
+        <w:rPr>
+          <w:i/>
+          <w:iCs/>
+        </w:rPr>
+        <w:t xml:space="preserve">Answer recall</w:t>
+      </w:r>
+      <w:r>
+        <w:t xml:space="preserve"> </w:t>
+      </w:r>
+      <w:r>
+        <w:t xml:space="preserve">applies the same test to the answer. Changes are paired per question against cycle 0, with 95% bootstrap intervals (5,000 resamples).</w:t>
+      </w:r>
+      <w:r>
+        <w:t xml:space="preserve"> </w:t>
+      </w:r>
+      <w:r>
+        <w:t xml:space="preserve">Evaluations run at cycles 0, 1, 2, 4, 8, 12, 16, 20 and 24 for hybrid retrieval, and at 0, 1, 4, 12</w:t>
+      </w:r>
+      <w:r>
+        <w:t xml:space="preserve"> </w:t>
+      </w:r>
+      <w:r>
+        <w:t xml:space="preserve">and 24 for graph-only retrieval, with repeats at cycles 0 and 24.</w:t>
       </w:r>
     </w:p>
     <w:p>
@@ -585,37 +744,36 @@
           <w:b/>
           <w:bCs/>
         </w:rPr>
-        <w:t xml:space="preserve">Fact density rises.</w:t>
-      </w:r>
-      <w:r>
-        <w:t xml:space="preserve"> </w:t>
-      </w:r>
-      <w:r>
-        <w:t xml:space="preserve">Over five cycles on twelve corpora (three on one, whose fourth cycle hit a</w:t>
-      </w:r>
-      <w:r>
-        <w:t xml:space="preserve"> </w:t>
-      </w:r>
-      <w:r>
-        <w:t xml:space="preserve">since-fixed defect), entity counts fell by 7.4–26.0% (median 14.8%) and mean completeness rose on</w:t>
-      </w:r>
-      <w:r>
-        <w:t xml:space="preserve"> </w:t>
-      </w:r>
-      <w:r>
-        <w:t xml:space="preserve">eleven. 92–100% of each reduction came from duplicate merging in the first cycle; later cycles added</w:t>
-      </w:r>
-      <w:r>
-        <w:t xml:space="preserve"> </w:t>
-      </w:r>
-      <w:r>
-        <w:t xml:space="preserve">0.1–0.5 completeness points each. Merging can raise completeness mechanically, since a merged entity</w:t>
-      </w:r>
-      <w:r>
-        <w:t xml:space="preserve"> </w:t>
-      </w:r>
-      <w:r>
-        <w:t xml:space="preserve">inherits both sources’ fields.</w:t>
+        <w:t xml:space="preserve">Pre-registration.</w:t>
+      </w:r>
+      <w:r>
+        <w:t xml:space="preserve"> </w:t>
+      </w:r>
+      <w:r>
+        <w:t xml:space="preserve">A test counts as passed if arm B’s change in coverage from cycle 0 to cycle 24</w:t>
+      </w:r>
+      <w:r>
+        <w:t xml:space="preserve"> </w:t>
+      </w:r>
+      <w:r>
+        <w:t xml:space="preserve">has a 95% interval above zero and exceeds the cycle-0 retest spread. We registered this for H2 before the trial</w:t>
+      </w:r>
+      <w:r>
+        <w:t xml:space="preserve"> </w:t>
+      </w:r>
+      <w:r>
+        <w:t xml:space="preserve">started, and for H1 after the hybrid result but before any graph-only evaluation.</w:t>
+      </w:r>
+    </w:p>
+    <w:bookmarkEnd w:id="32"/>
+    <w:bookmarkEnd w:id="33"/>
+    <w:bookmarkStart w:id="37" w:name="preliminary-results"/>
+    <w:p>
+      <w:pPr>
+        <w:pStyle w:val="Section"/>
+      </w:pPr>
+      <w:r>
+        <w:t xml:space="preserve">Preliminary results</w:t>
       </w:r>
     </w:p>
     <w:p>
@@ -625,46 +783,431 @@
           <w:b/>
           <w:bCs/>
         </w:rPr>
-        <w:t xml:space="preserve">Accuracy does not.</w:t>
-      </w:r>
-      <w:r>
-        <w:t xml:space="preserve"> </w:t>
-      </w:r>
-      <w:r>
-        <w:t xml:space="preserve">On the memoir, completeness rose from 51.5% to 78.1% and plateaued after about</w:t>
-      </w:r>
-      <w:r>
-        <w:t xml:space="preserve"> </w:t>
-      </w:r>
-      <w:r>
-        <w:t xml:space="preserve">two hours, while answer recall stayed at 54.1 ± 3.4% (Figure 1), uncorrelated with completeness</w:t>
-      </w:r>
-      <w:r>
-        <w:t xml:space="preserve"> </w:t>
-      </w:r>
-      <w:r>
-        <w:t xml:space="preserve">(Spearman ρ = 0.17, p = 0.62, n = 11). Across fifteen corpora, completeness did not predict answer</w:t>
-      </w:r>
-      <w:r>
-        <w:t xml:space="preserve"> </w:t>
-      </w:r>
-      <w:r>
-        <w:t xml:space="preserve">recall either (ρ = 0.28, p ≈ 0.3), nor did the number of relations (r = 0.08). At these sample sizes only a</w:t>
-      </w:r>
-      <w:r>
-        <w:t xml:space="preserve"> </w:t>
-      </w:r>
-      <w:r>
-        <w:t xml:space="preserve">strong relationship was detectable, but the data rule out that raising the structural score by itself</w:t>
-      </w:r>
-      <w:r>
-        <w:t xml:space="preserve"> </w:t>
-      </w:r>
-      <w:r>
-        <w:t xml:space="preserve">improves answers.</w:t>
+        <w:t xml:space="preserve">4.1 Across corpora, structure improves but hybrid accuracy does not</w:t>
+      </w:r>
+      <w:r>
+        <w:t xml:space="preserve"> </w:t>
+      </w:r>
+      <w:r>
+        <w:t xml:space="preserve">(H2; measured before the</w:t>
+      </w:r>
+      <w:r>
+        <w:t xml:space="preserve"> </w:t>
+      </w:r>
+      <w:r>
+        <w:t xml:space="preserve">defect fixes in §2). Three to five cycles on twelve corpora cut entity counts</w:t>
+      </w:r>
+      <w:r>
+        <w:t xml:space="preserve"> </w:t>
+      </w:r>
+      <w:r>
+        <w:t xml:space="preserve">by 7.4–26.0% (median 14.8%) and raised mean completeness on eleven; 92–100% of each reduction came</w:t>
+      </w:r>
+      <w:r>
+        <w:t xml:space="preserve"> </w:t>
+      </w:r>
+      <w:r>
+        <w:t xml:space="preserve">from merging duplicates in the first cycle. Accuracy did not follow. On a seeded build of the memoir,</w:t>
+      </w:r>
+      <w:r>
+        <w:t xml:space="preserve"> </w:t>
+      </w:r>
+      <w:r>
+        <w:t xml:space="preserve">completeness rose from 51.5% to 78.1% over 31 cycles, while answer recall stayed at 54.1 ± 3.4%</w:t>
+      </w:r>
+      <w:r>
+        <w:t xml:space="preserve"> </w:t>
+      </w:r>
+      <w:r>
+        <w:t xml:space="preserve">(Spearman ρ = 0.17, n = 11). Across fifteen corpora, completeness did not predict answer recall</w:t>
+      </w:r>
+      <w:r>
+        <w:t xml:space="preserve"> </w:t>
+      </w:r>
+      <w:r>
+        <w:t xml:space="preserve">(ρ = 0.28).</w:t>
       </w:r>
     </w:p>
     <w:p>
+      <w:pPr/>
+      <w:r>
+        <w:rPr>
+          <w:b/>
+          <w:bCs/>
+        </w:rPr>
+        <w:t xml:space="preserve">4.2 Hybrid retrieval does not benefit</w:t>
+      </w:r>
+      <w:r>
+        <w:t xml:space="preserve"> </w:t>
+      </w:r>
+      <w:r>
+        <w:t xml:space="preserve">(H2, trial; Table 1, Figure 1a). Arm B grew from 0 to 497</w:t>
+      </w:r>
+      <w:r>
+        <w:t xml:space="preserve"> </w:t>
+      </w:r>
+      <w:r>
+        <w:t xml:space="preserve">relations, and its completeness rose from 42.2% to 75.4%. Hybrid coverage barely moved: +0.010 for</w:t>
+      </w:r>
+      <w:r>
+        <w:t xml:space="preserve"> </w:t>
+      </w:r>
+      <w:r>
+        <w:t xml:space="preserve">arm B (CI −0.020 to +0.053) and +0.021 for arm A (CI 0.000 to +0.048). The pre-registered test</w:t>
+      </w:r>
+      <w:r>
+        <w:t xml:space="preserve"> </w:t>
+      </w:r>
+      <w:r>
+        <w:t xml:space="preserve">fails. Arm B’s graph did change the prompt once, at cycle 1, bringing about two more slice passages</w:t>
+      </w:r>
+      <w:r>
+        <w:t xml:space="preserve"> </w:t>
+      </w:r>
+      <w:r>
+        <w:t xml:space="preserve">per question. After that the prompts stopped changing, although relations kept growing. Single-pass</w:t>
+      </w:r>
+      <w:r>
+        <w:t xml:space="preserve"> </w:t>
+      </w:r>
+      <w:r>
+        <w:t xml:space="preserve">passage retrieval with no graph (BM25 + dense) reached 52.8%, so the passage index already carried</w:t>
+      </w:r>
+      <w:r>
+        <w:t xml:space="preserve"> </w:t>
+      </w:r>
+      <w:r>
+        <w:t xml:space="preserve">most of the answerable facts.</w:t>
+      </w:r>
+    </w:p>
+    <w:p>
+      <w:pPr/>
+      <w:r>
+        <w:rPr>
+          <w:b/>
+          <w:bCs/>
+        </w:rPr>
+        <w:t xml:space="preserve">4.3 The graph alone improves</w:t>
+      </w:r>
+      <w:r>
+        <w:t xml:space="preserve"> </w:t>
+      </w:r>
+      <w:r>
+        <w:t xml:space="preserve">(H1; Table 1, Figure 1b). With passages withheld, cycle-0 cards</w:t>
+      </w:r>
+      <w:r>
+        <w:t xml:space="preserve"> </w:t>
+      </w:r>
+      <w:r>
+        <w:t xml:space="preserve">covered 14.0% of nuggets; the retest spread was 0.65 points. Consolidation raised this to 32.3% in</w:t>
+      </w:r>
+      <w:r>
+        <w:t xml:space="preserve"> </w:t>
+      </w:r>
+      <w:r>
+        <w:t xml:space="preserve">arm B (+0.183, CI +0.087 to +0.296) and 31.0% in arm A (+0.170, CI +0.077 to +0.281). The</w:t>
+      </w:r>
+      <w:r>
+        <w:t xml:space="preserve"> </w:t>
+      </w:r>
+      <w:r>
+        <w:t xml:space="preserve">pre-registered test passes. Most of the gain arrives in the first cycle (arm B 33.2%, arm A 25.7%;</w:t>
+      </w:r>
+      <w:r>
+        <w:t xml:space="preserve"> </w:t>
+      </w:r>
+      <w:r>
+        <w:t xml:space="preserve">one run each). By cycle 24 the arms were indistinguishable (B − A = +0.013, CI −0.078 to +0.089), so</w:t>
+      </w:r>
+      <w:r>
+        <w:t xml:space="preserve"> </w:t>
+      </w:r>
+      <w:r>
+        <w:t xml:space="preserve">this trial cannot separate relation completion from better descriptions. Answer recall from</w:t>
+      </w:r>
+      <w:r>
+        <w:t xml:space="preserve"> </w:t>
+      </w:r>
+      <w:r>
+        <w:t xml:space="preserve">graph-only context showed no detectable change (arm B 14.4% → 18.8%, within the 7.2-point cycle-0</w:t>
+      </w:r>
+      <w:r>
+        <w:t xml:space="preserve"> </w:t>
+      </w:r>
+      <w:r>
+        <w:t xml:space="preserve">retest spread).</w:t>
+      </w:r>
+    </w:p>
+    <w:p>
+      <w:pPr>
+        <w:pStyle w:val="Caption"/>
+      </w:pPr>
+      <w:r>
+        <w:rPr>
+          <w:b/>
+          <w:bCs/>
+        </w:rPr>
+        <w:t xml:space="preserve">Table 1.</w:t>
+      </w:r>
+      <w:r>
+        <w:t xml:space="preserve"> </w:t>
+      </w:r>
+      <w:r>
+        <w:t xml:space="preserve">Consolidation trial: coverage of gold nuggets (31 questions, 108 nuggets). Δ is the</w:t>
+      </w:r>
+      <w:r>
+        <w:t xml:space="preserve"> </w:t>
+      </w:r>
+      <w:r>
+        <w:t xml:space="preserve">paired change from cycle 0 with a 95% bootstrap interval.</w:t>
+      </w:r>
+    </w:p>
+    <w:tbl>
+      <w:tblPr>
+        <w:tblStyle w:val="TableGrid"/>
+        <w:tblW w:type="auto" w:w="0"/>
+        <w:tblLook w:firstRow="1" w:lastRow="0" w:firstColumn="0" w:lastColumn="0" w:noHBand="0" w:noVBand="0" w:val="0020"/>
+      </w:tblPr>
+      <w:tblGrid>
+        <w:gridCol w:w="1584"/>
+        <w:gridCol w:w="1584"/>
+        <w:gridCol w:w="1584"/>
+        <w:gridCol w:w="1584"/>
+        <w:gridCol w:w="1584"/>
+      </w:tblGrid>
+      <w:tr>
+        <w:trPr>
+          <w:tblHeader w:val="on"/>
+        </w:trPr>
+        <w:tc>
+          <w:tcPr/>
+          <w:p>
+            <w:pPr>
+              <w:pStyle w:val="Tabletext"/>
+            </w:pPr>
+            <w:r>
+              <w:t xml:space="preserve">Retrieval</w:t>
+            </w:r>
+          </w:p>
+        </w:tc>
+        <w:tc>
+          <w:tcPr/>
+          <w:p>
+            <w:pPr>
+              <w:pStyle w:val="Tabletext"/>
+            </w:pPr>
+            <w:r>
+              <w:t xml:space="preserve">Cycle 0</w:t>
+            </w:r>
+          </w:p>
+        </w:tc>
+        <w:tc>
+          <w:tcPr/>
+          <w:p>
+            <w:pPr>
+              <w:pStyle w:val="Tabletext"/>
+            </w:pPr>
+            <w:r>
+              <w:t xml:space="preserve">A, cycle 24</w:t>
+            </w:r>
+          </w:p>
+        </w:tc>
+        <w:tc>
+          <w:tcPr/>
+          <w:p>
+            <w:pPr>
+              <w:pStyle w:val="Tabletext"/>
+            </w:pPr>
+            <w:r>
+              <w:t xml:space="preserve">B, cycle 24</w:t>
+            </w:r>
+          </w:p>
+        </w:tc>
+        <w:tc>
+          <w:tcPr/>
+          <w:p>
+            <w:pPr>
+              <w:pStyle w:val="Tabletext"/>
+            </w:pPr>
+            <w:r>
+              <w:t xml:space="preserve">B: Δ (95% CI)</w:t>
+            </w:r>
+          </w:p>
+        </w:tc>
+      </w:tr>
+      <w:tr>
+        <w:tc>
+          <w:tcPr/>
+          <w:p>
+            <w:pPr>
+              <w:pStyle w:val="Tabletext"/>
+            </w:pPr>
+            <w:r>
+              <w:t xml:space="preserve">Hybrid</w:t>
+            </w:r>
+          </w:p>
+        </w:tc>
+        <w:tc>
+          <w:tcPr/>
+          <w:p>
+            <w:pPr>
+              <w:pStyle w:val="Tabletext"/>
+            </w:pPr>
+            <w:r>
+              <w:t xml:space="preserve">56.4%</w:t>
+            </w:r>
+          </w:p>
+        </w:tc>
+        <w:tc>
+          <w:tcPr/>
+          <w:p>
+            <w:pPr>
+              <w:pStyle w:val="Tabletext"/>
+            </w:pPr>
+            <w:r>
+              <w:t xml:space="preserve">58.5%</w:t>
+            </w:r>
+          </w:p>
+        </w:tc>
+        <w:tc>
+          <w:tcPr/>
+          <w:p>
+            <w:pPr>
+              <w:pStyle w:val="Tabletext"/>
+            </w:pPr>
+            <w:r>
+              <w:t xml:space="preserve">57.5%</w:t>
+            </w:r>
+          </w:p>
+        </w:tc>
+        <w:tc>
+          <w:tcPr/>
+          <w:p>
+            <w:pPr>
+              <w:pStyle w:val="Tabletext"/>
+            </w:pPr>
+            <w:r>
+              <w:t xml:space="preserve">+1.0 (−2.0, +5.3)</w:t>
+            </w:r>
+          </w:p>
+        </w:tc>
+      </w:tr>
+      <w:tr>
+        <w:tc>
+          <w:tcPr/>
+          <w:p>
+            <w:pPr>
+              <w:pStyle w:val="Tabletext"/>
+            </w:pPr>
+            <w:r>
+              <w:t xml:space="preserve">Graph only</w:t>
+            </w:r>
+          </w:p>
+        </w:tc>
+        <w:tc>
+          <w:tcPr/>
+          <w:p>
+            <w:pPr>
+              <w:pStyle w:val="Tabletext"/>
+            </w:pPr>
+            <w:r>
+              <w:t xml:space="preserve">14.0%</w:t>
+            </w:r>
+          </w:p>
+        </w:tc>
+        <w:tc>
+          <w:tcPr/>
+          <w:p>
+            <w:pPr>
+              <w:pStyle w:val="Tabletext"/>
+            </w:pPr>
+            <w:r>
+              <w:t xml:space="preserve">31.0%</w:t>
+            </w:r>
+          </w:p>
+        </w:tc>
+        <w:tc>
+          <w:tcPr/>
+          <w:p>
+            <w:pPr>
+              <w:pStyle w:val="Tabletext"/>
+            </w:pPr>
+            <w:r>
+              <w:t xml:space="preserve">32.3%</w:t>
+            </w:r>
+          </w:p>
+        </w:tc>
+        <w:tc>
+          <w:tcPr/>
+          <w:p>
+            <w:pPr>
+              <w:pStyle w:val="Tabletext"/>
+            </w:pPr>
+            <w:r>
+              <w:t xml:space="preserve">+18.3 (+8.7, +29.6)</w:t>
+            </w:r>
+          </w:p>
+        </w:tc>
+      </w:tr>
+      <w:tr>
+        <w:tc>
+          <w:tcPr/>
+          <w:p>
+            <w:pPr>
+              <w:pStyle w:val="Tabletext"/>
+            </w:pPr>
+            <w:r>
+              <w:t xml:space="preserve">Passages only, single pass</w:t>
+            </w:r>
+          </w:p>
+        </w:tc>
+        <w:tc>
+          <w:tcPr/>
+          <w:p>
+            <w:pPr>
+              <w:pStyle w:val="Tabletext"/>
+            </w:pPr>
+            <w:r>
+              <w:t xml:space="preserve">52.8%</w:t>
+            </w:r>
+          </w:p>
+        </w:tc>
+        <w:tc>
+          <w:tcPr/>
+          <w:p>
+            <w:pPr>
+              <w:pStyle w:val="Tabletext"/>
+            </w:pPr>
+            <w:r>
+              <w:t xml:space="preserve">—</w:t>
+            </w:r>
+          </w:p>
+        </w:tc>
+        <w:tc>
+          <w:tcPr/>
+          <w:p>
+            <w:pPr>
+              <w:pStyle w:val="Tabletext"/>
+            </w:pPr>
+            <w:r>
+              <w:t xml:space="preserve">—</w:t>
+            </w:r>
+          </w:p>
+        </w:tc>
+        <w:tc>
+          <w:tcPr/>
+          <w:p>
+            <w:pPr>
+              <w:pStyle w:val="Tabletext"/>
+            </w:pPr>
+            <w:r>
+              <w:t xml:space="preserve">—</w:t>
+            </w:r>
+          </w:p>
+        </w:tc>
+      </w:tr>
+    </w:tbl>
+    <w:p>
       <w:pPr>
         <w:ind w:firstLine="0"/>
         <w:jc w:val="center"/>
@@ -672,20 +1215,20 @@
       <w:r>
         <w:drawing>
           <wp:inline>
-            <wp:extent cx="4584232" cy="1938894"/>
+            <wp:extent cx="4584232" cy="1905254"/>
             <wp:effectExtent b="0" l="0" r="0" t="0"/>
-            <wp:docPr descr="Figure 1. Memoir, 31 dream cycles: graph completeness (a) and answer keyword recall on the 11 evaluated cycles (b). Shaded: cycles with a 3B completion model. Cycle 12 is omitted (failed run)." title="" id="33" name="Picture"/>
+            <wp:docPr descr="Figure 1. Coverage of gold nuggets across dream cycles for the two arms: (a) with the passage index available; (b) from the graph alone, with passages withheld." title="" id="35" name="Picture"/>
             <a:graphic>
               <a:graphicData uri="http://schemas.openxmlformats.org/drawingml/2006/picture">
                 <pic:pic>
                   <pic:nvPicPr>
-                    <pic:cNvPr descr="figures/short1_memoir_cycles.png" id="34" name="Picture"/>
+                    <pic:cNvPr descr="figures/short3_consolidation_trial.png" id="36" name="Picture"/>
                     <pic:cNvPicPr>
                       <a:picLocks noChangeArrowheads="1" noChangeAspect="1"/>
                     </pic:cNvPicPr>
                   </pic:nvPicPr>
                   <pic:blipFill>
-                    <a:blip r:embed="rId32"/>
+                    <a:blip r:embed="rId34"/>
                     <a:stretch>
                       <a:fillRect/>
                     </a:stretch>
@@ -693,7 +1236,7 @@
                   <pic:spPr bwMode="auto">
                     <a:xfrm>
                       <a:off x="0" y="0"/>
-                      <a:ext cx="4584232" cy="1938894"/>
+                      <a:ext cx="4584232" cy="1905254"/>
                     </a:xfrm>
                     <a:prstGeom prst="rect">
                       <a:avLst/>
@@ -727,19 +1270,53 @@
         <w:t xml:space="preserve"> </w:t>
       </w:r>
       <w:r>
-        <w:t xml:space="preserve">Memoir, 31 dream cycles: graph completeness (a) and answer keyword recall on the 11</w:t>
-      </w:r>
-      <w:r>
-        <w:t xml:space="preserve"> </w:t>
-      </w:r>
-      <w:r>
-        <w:t xml:space="preserve">evaluated cycles (b). Shaded: cycles with a 3B completion model. Cycle 12 is omitted (failed</w:t>
-      </w:r>
-      <w:r>
-        <w:t xml:space="preserve"> </w:t>
-      </w:r>
-      <w:r>
-        <w:t xml:space="preserve">run).</w:t>
+        <w:t xml:space="preserve">Coverage of gold nuggets across dream cycles for the two arms: (a) with the passage</w:t>
+      </w:r>
+      <w:r>
+        <w:t xml:space="preserve"> </w:t>
+      </w:r>
+      <w:r>
+        <w:t xml:space="preserve">index available; (b) from the graph alone, with passages withheld.</w:t>
+      </w:r>
+    </w:p>
+    <w:bookmarkEnd w:id="37"/>
+    <w:bookmarkStart w:id="38" w:name="discussion-and-next-steps"/>
+    <w:p>
+      <w:pPr>
+        <w:pStyle w:val="Section"/>
+      </w:pPr>
+      <w:r>
+        <w:t xml:space="preserve">Discussion and next steps</w:t>
+      </w:r>
+    </w:p>
+    <w:p>
+      <w:pPr/>
+      <w:r>
+        <w:t xml:space="preserve">In this trial, H1 holds and H2 does not. Consolidation moved answerable knowledge into the graph, and</w:t>
+      </w:r>
+      <w:r>
+        <w:t xml:space="preserve"> </w:t>
+      </w:r>
+      <w:r>
+        <w:t xml:space="preserve">the move was fast. But while the passage index remains, it already supplies most of what the graph learns, so</w:t>
+      </w:r>
+      <w:r>
+        <w:t xml:space="preserve"> </w:t>
+      </w:r>
+      <w:r>
+        <w:t xml:space="preserve">the hybrid system gains almost nothing. This is consistent with our multi-corpus results, and it</w:t>
+      </w:r>
+      <w:r>
+        <w:t xml:space="preserve"> </w:t>
+      </w:r>
+      <w:r>
+        <w:t xml:space="preserve">suggests that graph-RAG evaluations should test the graph alone as well as the hybrid. Since the transfer is still only half complete</w:t>
+      </w:r>
+      <w:r>
+        <w:t xml:space="preserve"> </w:t>
+      </w:r>
+      <w:r>
+        <w:t xml:space="preserve">(32% against 56% coverage), the passage index cannot yet be released.</w:t>
       </w:r>
     </w:p>
     <w:p>
@@ -749,43 +1326,13 @@
           <w:b/>
           <w:bCs/>
         </w:rPr>
-        <w:t xml:space="preserve">Consolidation can hurt</w:t>
-      </w:r>
-      <w:r>
-        <w:t xml:space="preserve"> </w:t>
-      </w:r>
-      <w:r>
-        <w:t xml:space="preserve">(Table 1, last two rows). A maintenance prune of 361 unevidenced but connected entities</w:t>
-      </w:r>
-      <w:r>
-        <w:t xml:space="preserve"> </w:t>
-      </w:r>
-      <w:r>
-        <w:t xml:space="preserve">deleted 2,972 of 6,164 relations, and in one cycle generated summaries overwrote curated descriptions;</w:t>
-      </w:r>
-      <w:r>
-        <w:t xml:space="preserve"> </w:t>
-      </w:r>
-      <w:r>
-        <w:t xml:space="preserve">re-seeding restored recall to 178/225 keywords. Pruning now spares connected entities unless asked.</w:t>
-      </w:r>
-    </w:p>
-    <w:p>
-      <w:pPr>
-        <w:pStyle w:val="Caption"/>
-      </w:pPr>
-      <w:r>
-        <w:rPr>
-          <w:b/>
-          <w:bCs/>
-        </w:rPr>
-        <w:t xml:space="preserve">Table 1.</w:t>
-      </w:r>
-      <w:r>
-        <w:t xml:space="preserve"> </w:t>
-      </w:r>
-      <w:r>
-        <w:t xml:space="preserve">Controlled comparisons on the memoir (answer keyword recall;</w:t>
+        <w:t xml:space="preserve">Next steps.</w:t>
+      </w:r>
+      <w:r>
+        <w:t xml:space="preserve"> </w:t>
+      </w:r>
+      <w:r>
+        <w:t xml:space="preserve">(1)</w:t>
       </w:r>
       <w:r>
         <w:t xml:space="preserve"> </w:t>
@@ -795,737 +1342,196 @@
           <w:i/>
           <w:iCs/>
         </w:rPr>
-        <w:t xml:space="preserve">n</w:t>
-      </w:r>
-      <w:r>
-        <w:t xml:space="preserve"> </w:t>
-      </w:r>
-      <w:r>
-        <w:t xml:space="preserve">= runs per arm).</w:t>
-      </w:r>
-    </w:p>
-    <w:tbl>
-      <w:tblPr>
-        <w:tblStyle w:val="TableGrid"/>
-        <w:tblW w:type="pct" w:w="5000"/>
-        <w:tblLayout w:type="fixed"/>
-        <w:tblLook w:firstRow="1" w:lastRow="0" w:firstColumn="0" w:lastColumn="0" w:noHBand="0" w:noVBand="0" w:val="0020"/>
-      </w:tblPr>
-      <w:tblGrid>
-        <w:gridCol w:w="3600"/>
-        <w:gridCol w:w="1872"/>
-        <w:gridCol w:w="1944"/>
-        <w:gridCol w:w="792"/>
-      </w:tblGrid>
-      <w:tr>
-        <w:trPr>
-          <w:tblHeader w:val="on"/>
-        </w:trPr>
-        <w:tc>
-          <w:tcPr>
-            <w:tcW w:type="dxa" w:w="3600"/>
-          </w:tcPr>
-          <w:p>
-            <w:pPr>
-              <w:pStyle w:val="Tabletext"/>
-            </w:pPr>
-            <w:r>
-              <w:t xml:space="preserve">Change</w:t>
-            </w:r>
-          </w:p>
-        </w:tc>
-        <w:tc>
-          <w:tcPr>
-            <w:tcW w:type="dxa" w:w="1872"/>
-          </w:tcPr>
-          <w:p>
-            <w:pPr>
-              <w:pStyle w:val="Tabletext"/>
-            </w:pPr>
-            <w:r>
-              <w:t xml:space="preserve">Before</w:t>
-            </w:r>
-          </w:p>
-        </w:tc>
-        <w:tc>
-          <w:tcPr>
-            <w:tcW w:type="dxa" w:w="1944"/>
-          </w:tcPr>
-          <w:p>
-            <w:pPr>
-              <w:pStyle w:val="Tabletext"/>
-            </w:pPr>
-            <w:r>
-              <w:t xml:space="preserve">After</w:t>
-            </w:r>
-          </w:p>
-        </w:tc>
-        <w:tc>
-          <w:tcPr>
-            <w:tcW w:type="dxa" w:w="792"/>
-          </w:tcPr>
-          <w:p>
-            <w:pPr>
-              <w:pStyle w:val="Tabletext"/>
-            </w:pPr>
-            <w:r>
-              <w:t xml:space="preserve">n</w:t>
-            </w:r>
-          </w:p>
-        </w:tc>
-      </w:tr>
-      <w:tr>
-        <w:tc>
-          <w:tcPr>
-            <w:tcW w:type="dxa" w:w="3600"/>
-          </w:tcPr>
-          <w:p>
-            <w:pPr>
-              <w:pStyle w:val="Tabletext"/>
-            </w:pPr>
-            <w:r>
-              <w:t xml:space="preserve">Single-pass → iterative multi-round retrieval</w:t>
-            </w:r>
-          </w:p>
-        </w:tc>
-        <w:tc>
-          <w:tcPr>
-            <w:tcW w:type="dxa" w:w="1872"/>
-          </w:tcPr>
-          <w:p>
-            <w:pPr>
-              <w:pStyle w:val="Tabletext"/>
-            </w:pPr>
-            <w:r>
-              <w:t xml:space="preserve">39.7%</w:t>
-            </w:r>
-          </w:p>
-        </w:tc>
-        <w:tc>
-          <w:tcPr>
-            <w:tcW w:type="dxa" w:w="1944"/>
-          </w:tcPr>
-          <w:p>
-            <w:pPr>
-              <w:pStyle w:val="Tabletext"/>
-            </w:pPr>
-            <w:r>
-              <w:t xml:space="preserve">57.8%</w:t>
-            </w:r>
-          </w:p>
-        </w:tc>
-        <w:tc>
-          <w:tcPr>
-            <w:tcW w:type="dxa" w:w="792"/>
-          </w:tcPr>
-          <w:p>
-            <w:pPr>
-              <w:pStyle w:val="Tabletext"/>
-            </w:pPr>
-            <w:r>
-              <w:t xml:space="preserve">1 / 3</w:t>
-            </w:r>
-          </w:p>
-        </w:tc>
-      </w:tr>
-      <w:tr>
-        <w:tc>
-          <w:tcPr>
-            <w:tcW w:type="dxa" w:w="3600"/>
-          </w:tcPr>
-          <w:p>
-            <w:pPr>
-              <w:pStyle w:val="Tabletext"/>
-            </w:pPr>
-            <w:r>
-              <w:t xml:space="preserve">Seven curated organization/place nodes added</w:t>
-            </w:r>
-          </w:p>
-        </w:tc>
-        <w:tc>
-          <w:tcPr>
-            <w:tcW w:type="dxa" w:w="1872"/>
-          </w:tcPr>
-          <w:p>
-            <w:pPr>
-              <w:pStyle w:val="Tabletext"/>
-            </w:pPr>
-            <w:r>
-              <w:t xml:space="preserve">54.4% (CI 50.7–58.0)</w:t>
-            </w:r>
-          </w:p>
-        </w:tc>
-        <w:tc>
-          <w:tcPr>
-            <w:tcW w:type="dxa" w:w="1944"/>
-          </w:tcPr>
-          <w:p>
-            <w:pPr>
-              <w:pStyle w:val="Tabletext"/>
-            </w:pPr>
-            <w:r>
-              <w:t xml:space="preserve">63.1%</w:t>
-            </w:r>
-          </w:p>
-        </w:tc>
-        <w:tc>
-          <w:tcPr>
-            <w:tcW w:type="dxa" w:w="792"/>
-          </w:tcPr>
-          <w:p>
-            <w:pPr>
-              <w:pStyle w:val="Tabletext"/>
-            </w:pPr>
-            <w:r>
-              <w:t xml:space="preserve">3 / 1</w:t>
-            </w:r>
-          </w:p>
-        </w:tc>
-      </w:tr>
-      <w:tr>
-        <w:tc>
-          <w:tcPr>
-            <w:tcW w:type="dxa" w:w="3600"/>
-          </w:tcPr>
-          <w:p>
-            <w:pPr>
-              <w:pStyle w:val="Tabletext"/>
-            </w:pPr>
-            <w:r>
-              <w:t xml:space="preserve">Graph-context injection turned off</w:t>
-            </w:r>
-          </w:p>
-        </w:tc>
-        <w:tc>
-          <w:tcPr>
-            <w:tcW w:type="dxa" w:w="1872"/>
-          </w:tcPr>
-          <w:p>
-            <w:pPr>
-              <w:pStyle w:val="Tabletext"/>
-            </w:pPr>
-            <w:r>
-              <w:t xml:space="preserve">53.4%</w:t>
-            </w:r>
-          </w:p>
-        </w:tc>
-        <w:tc>
-          <w:tcPr>
-            <w:tcW w:type="dxa" w:w="1944"/>
-          </w:tcPr>
-          <w:p>
-            <w:pPr>
-              <w:pStyle w:val="Tabletext"/>
-            </w:pPr>
-            <w:r>
-              <w:t xml:space="preserve">56.9%</w:t>
-            </w:r>
-          </w:p>
-        </w:tc>
-        <w:tc>
-          <w:tcPr>
-            <w:tcW w:type="dxa" w:w="792"/>
-          </w:tcPr>
-          <w:p>
-            <w:pPr>
-              <w:pStyle w:val="Tabletext"/>
-            </w:pPr>
-            <w:r>
-              <w:t xml:space="preserve">1 / 1</w:t>
-            </w:r>
-          </w:p>
-        </w:tc>
-      </w:tr>
-      <w:tr>
-        <w:tc>
-          <w:tcPr>
-            <w:tcW w:type="dxa" w:w="3600"/>
-          </w:tcPr>
-          <w:p>
-            <w:pPr>
-              <w:pStyle w:val="Tabletext"/>
-            </w:pPr>
-            <w:r>
-              <w:t xml:space="preserve">Generic → corpus-specific ontology (40 q)</w:t>
-            </w:r>
-          </w:p>
-        </w:tc>
-        <w:tc>
-          <w:tcPr>
-            <w:tcW w:type="dxa" w:w="1872"/>
-          </w:tcPr>
-          <w:p>
-            <w:pPr>
-              <w:pStyle w:val="Tabletext"/>
-            </w:pPr>
-            <w:r>
-              <w:t xml:space="preserve">59.3%</w:t>
-            </w:r>
-          </w:p>
-        </w:tc>
-        <w:tc>
-          <w:tcPr>
-            <w:tcW w:type="dxa" w:w="1944"/>
-          </w:tcPr>
-          <w:p>
-            <w:pPr>
-              <w:pStyle w:val="Tabletext"/>
-            </w:pPr>
-            <w:r>
-              <w:t xml:space="preserve">55.5%</w:t>
-            </w:r>
-          </w:p>
-        </w:tc>
-        <w:tc>
-          <w:tcPr>
-            <w:tcW w:type="dxa" w:w="792"/>
-          </w:tcPr>
-          <w:p>
-            <w:pPr>
-              <w:pStyle w:val="Tabletext"/>
-            </w:pPr>
-            <w:r>
-              <w:t xml:space="preserve">1 / 1</w:t>
-            </w:r>
-          </w:p>
-        </w:tc>
-      </w:tr>
-      <w:tr>
-        <w:tc>
-          <w:tcPr>
-            <w:tcW w:type="dxa" w:w="3600"/>
-          </w:tcPr>
-          <w:p>
-            <w:pPr>
-              <w:pStyle w:val="Tabletext"/>
-            </w:pPr>
-            <w:r>
-              <w:t xml:space="preserve">Dream cycles only (5 milestones, mean change)</w:t>
-            </w:r>
-          </w:p>
-        </w:tc>
-        <w:tc>
-          <w:tcPr>
-            <w:tcW w:type="dxa" w:w="1872"/>
-          </w:tcPr>
-          <w:p>
-            <w:pPr>
-              <w:pStyle w:val="Tabletext"/>
-            </w:pPr>
-            <w:r>
-              <w:t xml:space="preserve">—</w:t>
-            </w:r>
-          </w:p>
-        </w:tc>
-        <w:tc>
-          <w:tcPr>
-            <w:tcW w:type="dxa" w:w="1944"/>
-          </w:tcPr>
-          <w:p>
-            <w:pPr>
-              <w:pStyle w:val="Tabletext"/>
-            </w:pPr>
-            <w:r>
-              <w:t xml:space="preserve">−1.7 points</w:t>
-            </w:r>
-          </w:p>
-        </w:tc>
-        <w:tc>
-          <w:tcPr>
-            <w:tcW w:type="dxa" w:w="792"/>
-          </w:tcPr>
-          <w:p>
-            <w:pPr>
-              <w:pStyle w:val="Tabletext"/>
-            </w:pPr>
-            <w:r>
-              <w:t xml:space="preserve">5</w:t>
-            </w:r>
-          </w:p>
-        </w:tc>
-      </w:tr>
-      <w:tr>
-        <w:tc>
-          <w:tcPr>
-            <w:tcW w:type="dxa" w:w="3600"/>
-          </w:tcPr>
-          <w:p>
-            <w:pPr>
-              <w:pStyle w:val="Tabletext"/>
-            </w:pPr>
-            <w:r>
-              <w:t xml:space="preserve">Prune connected, weakly evidenced entities</w:t>
-            </w:r>
-          </w:p>
-        </w:tc>
-        <w:tc>
-          <w:tcPr>
-            <w:tcW w:type="dxa" w:w="1872"/>
-          </w:tcPr>
-          <w:p>
-            <w:pPr>
-              <w:pStyle w:val="Tabletext"/>
-            </w:pPr>
-            <w:r>
-              <w:t xml:space="preserve">56.7%</w:t>
-            </w:r>
-          </w:p>
-        </w:tc>
-        <w:tc>
-          <w:tcPr>
-            <w:tcW w:type="dxa" w:w="1944"/>
-          </w:tcPr>
-          <w:p>
-            <w:pPr>
-              <w:pStyle w:val="Tabletext"/>
-            </w:pPr>
-            <w:r>
-              <w:t xml:space="preserve">52.6% (Welch p = 0.055)</w:t>
-            </w:r>
-          </w:p>
-        </w:tc>
-        <w:tc>
-          <w:tcPr>
-            <w:tcW w:type="dxa" w:w="792"/>
-          </w:tcPr>
-          <w:p>
-            <w:pPr>
-              <w:pStyle w:val="Tabletext"/>
-            </w:pPr>
-            <w:r>
-              <w:t xml:space="preserve">4 / 3</w:t>
-            </w:r>
-          </w:p>
-        </w:tc>
-      </w:tr>
-      <w:tr>
-        <w:tc>
-          <w:tcPr>
-            <w:tcW w:type="dxa" w:w="3600"/>
-          </w:tcPr>
-          <w:p>
-            <w:pPr>
-              <w:pStyle w:val="Tabletext"/>
-            </w:pPr>
-            <w:r>
-              <w:t xml:space="preserve">Summaries overwrite curated descriptions</w:t>
-            </w:r>
-          </w:p>
-        </w:tc>
-        <w:tc>
-          <w:tcPr>
-            <w:tcW w:type="dxa" w:w="1872"/>
-          </w:tcPr>
-          <w:p>
-            <w:pPr>
-              <w:pStyle w:val="Tabletext"/>
-            </w:pPr>
-            <w:r>
-              <w:t xml:space="preserve">166–173 kw</w:t>
-            </w:r>
-          </w:p>
-        </w:tc>
-        <w:tc>
-          <w:tcPr>
-            <w:tcW w:type="dxa" w:w="1944"/>
-          </w:tcPr>
-          <w:p>
-            <w:pPr>
-              <w:pStyle w:val="Tabletext"/>
-            </w:pPr>
-            <w:r>
-              <w:t xml:space="preserve">155 of 225 kw</w:t>
-            </w:r>
-          </w:p>
-        </w:tc>
-        <w:tc>
-          <w:tcPr>
-            <w:tcW w:type="dxa" w:w="792"/>
-          </w:tcPr>
-          <w:p>
-            <w:pPr>
-              <w:pStyle w:val="Tabletext"/>
-            </w:pPr>
-            <w:r>
-              <w:t xml:space="preserve">1</w:t>
-            </w:r>
-          </w:p>
-        </w:tc>
-      </w:tr>
-    </w:tbl>
-    <w:p>
-      <w:pPr/>
+        <w:t xml:space="preserve">Scale and breadth:</w:t>
+      </w:r>
+      <w:r>
+        <w:t xml:space="preserve"> </w:t>
+      </w:r>
+      <w:r>
+        <w:t xml:space="preserve">repeat the trial on the whole memoir and the eleven other</w:t>
+      </w:r>
+      <w:r>
+        <w:t xml:space="preserve"> </w:t>
+      </w:r>
+      <w:r>
+        <w:t xml:space="preserve">corpora, with more runs per checkpoint. (2)</w:t>
+      </w:r>
+      <w:r>
+        <w:t xml:space="preserve"> </w:t>
+      </w:r>
       <w:r>
         <w:rPr>
-          <w:b/>
-          <w:bCs/>
+          <w:i/>
+          <w:iCs/>
         </w:rPr>
-        <w:t xml:space="preserve">What moved accuracy during development</w:t>
-      </w:r>
-      <w:r>
-        <w:t xml:space="preserve"> </w:t>
-      </w:r>
-      <w:r>
-        <w:t xml:space="preserve">(Figure 2). Over 88 milestones, memoir recall rose from 24.6%</w:t>
-      </w:r>
-      <w:r>
-        <w:t xml:space="preserve"> </w:t>
-      </w:r>
-      <w:r>
-        <w:t xml:space="preserve">to 95.6%. This is a development history, not held-out accuracy: every milestone was tuned against the</w:t>
-      </w:r>
-      <w:r>
-        <w:t xml:space="preserve"> </w:t>
-      </w:r>
-      <w:r>
-        <w:t xml:space="preserve">same questions, and the question set, generation temperature and scorer each changed once. Code and configuration</w:t>
-      </w:r>
-      <w:r>
-        <w:t xml:space="preserve"> </w:t>
-      </w:r>
-      <w:r>
-        <w:t xml:space="preserve">changes to retrieval and query handling drove most of the rise to 74.7% (milestone 58). The five milestones that only ran dream cycles changed</w:t>
-      </w:r>
-      <w:r>
-        <w:t xml:space="preserve"> </w:t>
-      </w:r>
-      <w:r>
-        <w:t xml:space="preserve">recall by −4.5 to +0.9 points. The eight that only edited curated seed data all raised it (+0.4 to +8.7),</w:t>
-      </w:r>
-      <w:r>
-        <w:t xml:space="preserve"> </w:t>
-      </w:r>
-      <w:r>
-        <w:t xml:space="preserve">several in response to specific questions, and account for about 25 points.</w:t>
+        <w:t xml:space="preserve">Entity resolution without curation:</w:t>
+      </w:r>
+      <w:r>
+        <w:t xml:space="preserve"> </w:t>
+      </w:r>
+      <w:r>
+        <w:t xml:space="preserve">without seed data</w:t>
+      </w:r>
+      <w:r>
+        <w:t xml:space="preserve"> </w:t>
+      </w:r>
+      <w:r>
+        <w:t xml:space="preserve">one person appears as several entities; we will measure how merging during dreaming affects graph-only</w:t>
+      </w:r>
+      <w:r>
+        <w:t xml:space="preserve"> </w:t>
+      </w:r>
+      <w:r>
+        <w:t xml:space="preserve">coverage. (3)</w:t>
+      </w:r>
+      <w:r>
+        <w:t xml:space="preserve"> </w:t>
+      </w:r>
+      <w:r>
+        <w:rPr>
+          <w:i/>
+          <w:iCs/>
+        </w:rPr>
+        <w:t xml:space="preserve">From facts to answers:</w:t>
+      </w:r>
+      <w:r>
+        <w:t xml:space="preserve"> </w:t>
+      </w:r>
+      <w:r>
+        <w:t xml:space="preserve">answer recall rose less than coverage; we will test whether</w:t>
+      </w:r>
+      <w:r>
+        <w:t xml:space="preserve"> </w:t>
+      </w:r>
+      <w:r>
+        <w:t xml:space="preserve">deduplicated, relevance-ordered cards let an 8B model use what it retrieves. (4)</w:t>
+      </w:r>
+      <w:r>
+        <w:t xml:space="preserve"> </w:t>
+      </w:r>
+      <w:r>
+        <w:rPr>
+          <w:i/>
+          <w:iCs/>
+        </w:rPr>
+        <w:t xml:space="preserve">Forgetting:</w:t>
+      </w:r>
+      <w:r>
+        <w:t xml:space="preserve"> </w:t>
+      </w:r>
+      <w:r>
+        <w:t xml:space="preserve">as graph</w:t>
+      </w:r>
+      <w:r>
+        <w:t xml:space="preserve"> </w:t>
+      </w:r>
+      <w:r>
+        <w:t xml:space="preserve">coverage approaches the passage store’s, evict passages progressively and measure what is lost,</w:t>
+      </w:r>
+      <w:r>
+        <w:t xml:space="preserve"> </w:t>
+      </w:r>
+      <w:r>
+        <w:t xml:space="preserve">making short-term memory capacity-limited as the analogy requires. (5)</w:t>
+      </w:r>
+      <w:r>
+        <w:t xml:space="preserve"> </w:t>
+      </w:r>
+      <w:r>
+        <w:rPr>
+          <w:i/>
+          <w:iCs/>
+        </w:rPr>
+        <w:t xml:space="preserve">Instrument:</w:t>
+      </w:r>
+      <w:r>
+        <w:t xml:space="preserve"> </w:t>
+      </w:r>
+      <w:r>
+        <w:t xml:space="preserve">NLI coverage</w:t>
+      </w:r>
+      <w:r>
+        <w:t xml:space="preserve"> </w:t>
+      </w:r>
+      <w:r>
+        <w:t xml:space="preserve">misses some adjudicated facts that are in the prompt; we will add judged relevance on public corpora,</w:t>
+      </w:r>
+      <w:r>
+        <w:t xml:space="preserve"> </w:t>
+      </w:r>
+      <w:r>
+        <w:t xml:space="preserve">with static-RAG and GraphRAG baselines.</w:t>
       </w:r>
     </w:p>
     <w:p>
       <w:pPr/>
       <w:r>
-        <w:rPr>
-          <w:b/>
-          <w:bCs/>
-        </w:rPr>
-        <w:t xml:space="preserve">Cost.</w:t>
-      </w:r>
-      <w:r>
-        <w:t xml:space="preserve"> </w:t>
-      </w:r>
-      <w:r>
-        <w:t xml:space="preserve">Graph construction ran at 0.17–0.83 passages/s on two commodity GPUs (15,018 passages in</w:t>
-      </w:r>
-      <w:r>
-        <w:t xml:space="preserve"> </w:t>
-      </w:r>
-      <w:r>
-        <w:t xml:space="preserve">18 h), depending on entity density. A dream cycle of 200 completions took 3–21 min (median 13), with no</w:t>
-      </w:r>
-      <w:r>
-        <w:t xml:space="preserve"> </w:t>
-      </w:r>
-      <w:r>
-        <w:t xml:space="preserve">trend in graph size; a converged cycle takes seconds.</w:t>
+        <w:t xml:space="preserve">Limitations: one corpus for the trial, and 10% of it; one run per checkpoint, with repeats only at</w:t>
+      </w:r>
+      <w:r>
+        <w:t xml:space="preserve"> </w:t>
+      </w:r>
+      <w:r>
+        <w:t xml:space="preserve">the ends; a single 8B model for extraction, dreaming, generation and adjudication; English only.</w:t>
       </w:r>
     </w:p>
     <w:p>
       <w:pPr>
-        <w:ind w:firstLine="0"/>
-        <w:jc w:val="center"/>
-      </w:pPr>
-      <w:r>
-        <w:drawing>
-          <wp:inline>
-            <wp:extent cx="4672920" cy="1990884"/>
-            <wp:effectExtent b="0" l="0" r="0" t="0"/>
-            <wp:docPr descr="Figure 2. Memoir answer recall across 88 development milestones. Dashed lines: changes to the instrument. Orange: dream cycles only. Green: curated seed edits only." title="" id="36" name="Picture"/>
-            <a:graphic>
-              <a:graphicData uri="http://schemas.openxmlformats.org/drawingml/2006/picture">
-                <pic:pic>
-                  <pic:nvPicPr>
-                    <pic:cNvPr descr="figures/short2_development_history.png" id="37" name="Picture"/>
-                    <pic:cNvPicPr>
-                      <a:picLocks noChangeArrowheads="1" noChangeAspect="1"/>
-                    </pic:cNvPicPr>
-                  </pic:nvPicPr>
-                  <pic:blipFill>
-                    <a:blip r:embed="rId35"/>
-                    <a:stretch>
-                      <a:fillRect/>
-                    </a:stretch>
-                  </pic:blipFill>
-                  <pic:spPr bwMode="auto">
-                    <a:xfrm>
-                      <a:off x="0" y="0"/>
-                      <a:ext cx="4672920" cy="1990884"/>
-                    </a:xfrm>
-                    <a:prstGeom prst="rect">
-                      <a:avLst/>
-                    </a:prstGeom>
-                    <a:noFill/>
-                    <a:ln w="9525">
-                      <a:noFill/>
-                      <a:headEnd/>
-                      <a:tailEnd/>
-                    </a:ln>
-                  </pic:spPr>
-                </pic:pic>
-              </a:graphicData>
-            </a:graphic>
-          </wp:inline>
-        </w:drawing>
+        <w:pStyle w:val="References"/>
+      </w:pPr>
+      <w:r>
+        <w:t xml:space="preserve">References</w:t>
       </w:r>
     </w:p>
     <w:p>
       <w:pPr>
-        <w:pStyle w:val="Caption"/>
-      </w:pPr>
-      <w:r>
-        <w:rPr>
-          <w:b/>
-          <w:bCs/>
-        </w:rPr>
-        <w:t xml:space="preserve">Figure 2.</w:t>
-      </w:r>
-      <w:r>
-        <w:t xml:space="preserve"> </w:t>
-      </w:r>
-      <w:r>
-        <w:t xml:space="preserve">Memoir answer recall across 88 development milestones. Dashed lines: changes to the</w:t>
-      </w:r>
-      <w:r>
-        <w:t xml:space="preserve"> </w:t>
-      </w:r>
-      <w:r>
-        <w:t xml:space="preserve">instrument. Orange: dream cycles only. Green: curated seed edits only.</w:t>
+        <w:pStyle w:val="Bibliography"/>
+      </w:pPr>
+      <w:r>
+        <w:t xml:space="preserve">Cormack, G. V., Clarke, C. L. A., Büttcher, S. 2009. Reciprocal rank fusion outperforms Condorcet and individual rank learning methods. In Proc. SIGIR ’09, 758–759.</w:t>
+      </w:r>
+    </w:p>
+    <w:p>
+      <w:pPr>
+        <w:pStyle w:val="Bibliography"/>
+      </w:pPr>
+      <w:r>
+        <w:t xml:space="preserve">Edge, D., et al. 2024. From local to global: A graph RAG approach to query-focused summarization. arXiv:2404.16130.</w:t>
+      </w:r>
+    </w:p>
+    <w:p>
+      <w:pPr>
+        <w:pStyle w:val="Bibliography"/>
+      </w:pPr>
+      <w:r>
+        <w:t xml:space="preserve">Friston, K. 2010. The free-energy principle: a unified brain theory? Nat. Rev. Neurosci. 11, 127–138.</w:t>
+      </w:r>
+    </w:p>
+    <w:p>
+      <w:pPr>
+        <w:pStyle w:val="Bibliography"/>
+      </w:pPr>
+      <w:r>
+        <w:t xml:space="preserve">Guo, Z., et al. 2025. LightRAG: Simple and fast retrieval-augmented generation. In Findings of EMNLP 2025, 10746–10761.</w:t>
+      </w:r>
+    </w:p>
+    <w:p>
+      <w:pPr>
+        <w:pStyle w:val="Bibliography"/>
+      </w:pPr>
+      <w:r>
+        <w:t xml:space="preserve">Gutiérrez, B. J., et al. 2024. HippoRAG: Neurobiologically inspired long-term memory for large language models. In NeurIPS 2024.</w:t>
+      </w:r>
+    </w:p>
+    <w:p>
+      <w:pPr>
+        <w:pStyle w:val="Bibliography"/>
+      </w:pPr>
+      <w:r>
+        <w:t xml:space="preserve">McClelland, J. L., McNaughton, B. L., O’Reilly, R. C. 1995. Why there are complementary learning systems in the hippocampus and neocortex: Insights from the successes and failures of connectionist models of learning and memory. Psychol. Rev. 102(3), 419–457.</w:t>
       </w:r>
     </w:p>
     <w:bookmarkEnd w:id="38"/>
-    <w:bookmarkStart w:id="39" w:name="discussion-and-limitations"/>
-    <w:p>
-      <w:pPr>
-        <w:pStyle w:val="Section"/>
-      </w:pPr>
-      <w:r>
-        <w:t xml:space="preserve">Discussion and limitations</w:t>
-      </w:r>
-    </w:p>
-    <w:p>
-      <w:pPr/>
-      <w:r>
-        <w:t xml:space="preserve">The loop does what it is designed to do, and it does not buy accuracy. Our explanation is that the</w:t>
-      </w:r>
-      <w:r>
-        <w:t xml:space="preserve"> </w:t>
-      </w:r>
-      <w:r>
-        <w:t xml:space="preserve">graphs carried almost no relations, so completeness tracked types and fields that restate what the</w:t>
-      </w:r>
-      <w:r>
-        <w:t xml:space="preserve"> </w:t>
-      </w:r>
-      <w:r>
-        <w:t xml:space="preserve">passages already say; hybrid, iterative retrieval over those passages is what moved answers. We expect</w:t>
-      </w:r>
-      <w:r>
-        <w:t xml:space="preserve"> </w:t>
-      </w:r>
-      <w:r>
-        <w:t xml:space="preserve">consolidation to pay off only with precise, typed relation extraction. Until then, fact density is</w:t>
-      </w:r>
-      <w:r>
-        <w:t xml:space="preserve"> </w:t>
-      </w:r>
-      <w:r>
-        <w:t xml:space="preserve">worth having where people read and maintain the graph, not as a route to better answers.</w:t>
-      </w:r>
-    </w:p>
-    <w:p>
-      <w:pPr/>
-      <w:r>
-        <w:t xml:space="preserve">Limitations: no static-RAG or external GraphRAG baseline; before/after evaluation on one corpus only;</w:t>
-      </w:r>
-      <w:r>
-        <w:t xml:space="preserve"> </w:t>
-      </w:r>
-      <w:r>
-        <w:t xml:space="preserve">one to four runs per comparison; keyword-overlap scoring with a same-model judge; no fact-checking of</w:t>
-      </w:r>
-      <w:r>
-        <w:t xml:space="preserve"> </w:t>
-      </w:r>
-      <w:r>
-        <w:t xml:space="preserve">generated descriptions; English only, at most 15,018 passages. We recommend that evaluations of</w:t>
-      </w:r>
-      <w:r>
-        <w:t xml:space="preserve"> </w:t>
-      </w:r>
-      <w:r>
-        <w:t xml:space="preserve">self-improving RAG report accuracy directly, against a measured noise floor, and never infer it from</w:t>
-      </w:r>
-      <w:r>
-        <w:t xml:space="preserve"> </w:t>
-      </w:r>
-      <w:r>
-        <w:t xml:space="preserve">graph structure.</w:t>
-      </w:r>
-    </w:p>
-    <w:p>
-      <w:pPr>
-        <w:pStyle w:val="References"/>
-      </w:pPr>
-      <w:r>
-        <w:t xml:space="preserve">References</w:t>
-      </w:r>
-    </w:p>
-    <w:p>
-      <w:pPr>
-        <w:pStyle w:val="Bibliography"/>
-      </w:pPr>
-      <w:r>
-        <w:t xml:space="preserve">Cormack, G. V., Clarke, C. L. A., Büttcher, S. 2009. Reciprocal rank fusion outperforms Condorcet and individual rank learning methods. In Proc. SIGIR ’09, 758–759.</w:t>
-      </w:r>
-    </w:p>
-    <w:p>
-      <w:pPr>
-        <w:pStyle w:val="Bibliography"/>
-      </w:pPr>
-      <w:r>
-        <w:t xml:space="preserve">Edge, D., et al. 2024. From local to global: A graph RAG approach to query-focused summarization. arXiv:2404.16130.</w:t>
-      </w:r>
-    </w:p>
-    <w:p>
-      <w:pPr>
-        <w:pStyle w:val="Bibliography"/>
-      </w:pPr>
-      <w:r>
-        <w:t xml:space="preserve">Friston, K. 2010. The free-energy principle: a unified brain theory? Nat. Rev. Neurosci. 11, 127–138.</w:t>
-      </w:r>
-    </w:p>
-    <w:p>
-      <w:pPr>
-        <w:pStyle w:val="Bibliography"/>
-      </w:pPr>
-      <w:r>
-        <w:t xml:space="preserve">Guo, Z., et al. 2025. LightRAG: Simple and fast retrieval-augmented generation. In Findings of EMNLP 2025, 10746–10761.</w:t>
-      </w:r>
-    </w:p>
-    <w:p>
-      <w:pPr>
-        <w:pStyle w:val="Bibliography"/>
-      </w:pPr>
-      <w:r>
-        <w:t xml:space="preserve">Gutiérrez, B. J., et al. 2024. HippoRAG: Neurobiologically inspired long-term memory for large language models. In NeurIPS 2024.</w:t>
-      </w:r>
-    </w:p>
-    <w:p>
-      <w:pPr>
-        <w:pStyle w:val="Bibliography"/>
-      </w:pPr>
-      <w:r>
-        <w:t xml:space="preserve">McClelland, J. L., McNaughton, B. L., O’Reilly, R. C. 1995. Why there are complementary learning systems in the hippocampus and neocortex: Insights from the successes and failures of connectionist models of learning and memory. Psychol. Rev. 102(3), 419–457.</w:t>
-      </w:r>
-    </w:p>
-    <w:bookmarkEnd w:id="39"/>
     <w:sectPr>
       <w:footnotePr>
         <w:numFmt w:val="chicago"/>
@@ -3980,6 +3986,109 @@
       <w:pPr>
         <w:ind w:left="6480" w:hanging="360"/>
       </w:pPr>
+    </w:lvl>
+  </w:abstractNum>
+  <w:abstractNum w:abstractNumId="991">
+    <w:nsid w:val="0000A991"/>
+    <w:multiLevelType w:val="multilevel"/>
+    <w:lvl w:ilvl="0">
+      <w:numFmt w:val="bullet"/>
+      <w:lvlText w:val=""/>
+      <w:lvlJc w:val="left"/>
+      <w:pPr>
+        <w:ind w:left="720" w:hanging="360"/>
+      </w:pPr>
+      <w:rPr>
+        <w:rFonts w:ascii="Symbol" w:hAnsi="Symbol" w:cs="Symbol" w:hint="default"/>
+      </w:rPr>
+    </w:lvl>
+    <w:lvl w:ilvl="1">
+      <w:numFmt w:val="bullet"/>
+      <w:lvlText w:val="o"/>
+      <w:lvlJc w:val="left"/>
+      <w:pPr>
+        <w:ind w:left="1440" w:hanging="360"/>
+      </w:pPr>
+      <w:rPr>
+        <w:rFonts w:ascii="Courier New" w:hAnsi="Courier New" w:cs="Courier New" w:hint="default"/>
+      </w:rPr>
+    </w:lvl>
+    <w:lvl w:ilvl="2">
+      <w:numFmt w:val="bullet"/>
+      <w:lvlText w:val=""/>
+      <w:lvlJc w:val="left"/>
+      <w:pPr>
+        <w:ind w:left="2160" w:hanging="360"/>
+      </w:pPr>
+      <w:rPr>
+        <w:rFonts w:ascii="Wingdings" w:hAnsi="Wingdings" w:cs="Wingdings" w:hint="default"/>
+      </w:rPr>
+    </w:lvl>
+    <w:lvl w:ilvl="3">
+      <w:numFmt w:val="bullet"/>
+      <w:lvlText w:val=""/>
+      <w:lvlJc w:val="left"/>
+      <w:pPr>
+        <w:ind w:left="2880" w:hanging="360"/>
+      </w:pPr>
+      <w:rPr>
+        <w:rFonts w:ascii="Symbol" w:hAnsi="Symbol" w:cs="Symbol" w:hint="default"/>
+      </w:rPr>
+    </w:lvl>
+    <w:lvl w:ilvl="4">
+      <w:numFmt w:val="bullet"/>
+      <w:lvlText w:val="o"/>
+      <w:lvlJc w:val="left"/>
+      <w:pPr>
+        <w:ind w:left="3600" w:hanging="360"/>
+      </w:pPr>
+      <w:rPr>
+        <w:rFonts w:ascii="Courier New" w:hAnsi="Courier New" w:cs="Courier New" w:hint="default"/>
+      </w:rPr>
+    </w:lvl>
+    <w:lvl w:ilvl="5">
+      <w:numFmt w:val="bullet"/>
+      <w:lvlText w:val=""/>
+      <w:lvlJc w:val="left"/>
+      <w:pPr>
+        <w:ind w:left="4320" w:hanging="360"/>
+      </w:pPr>
+      <w:rPr>
+        <w:rFonts w:ascii="Wingdings" w:hAnsi="Wingdings" w:cs="Wingdings" w:hint="default"/>
+      </w:rPr>
+    </w:lvl>
+    <w:lvl w:ilvl="6">
+      <w:numFmt w:val="bullet"/>
+      <w:lvlText w:val=""/>
+      <w:lvlJc w:val="left"/>
+      <w:pPr>
+        <w:ind w:left="5040" w:hanging="360"/>
+      </w:pPr>
+      <w:rPr>
+        <w:rFonts w:ascii="Symbol" w:hAnsi="Symbol" w:cs="Symbol" w:hint="default"/>
+      </w:rPr>
+    </w:lvl>
+    <w:lvl w:ilvl="7">
+      <w:numFmt w:val="bullet"/>
+      <w:lvlText w:val="o"/>
+      <w:lvlJc w:val="left"/>
+      <w:pPr>
+        <w:ind w:left="5760" w:hanging="360"/>
+      </w:pPr>
+      <w:rPr>
+        <w:rFonts w:ascii="Courier New" w:hAnsi="Courier New" w:cs="Courier New" w:hint="default"/>
+      </w:rPr>
+    </w:lvl>
+    <w:lvl w:ilvl="8">
+      <w:numFmt w:val="bullet"/>
+      <w:lvlText w:val=""/>
+      <w:lvlJc w:val="left"/>
+      <w:pPr>
+        <w:ind w:left="6480" w:hanging="360"/>
+      </w:pPr>
+      <w:rPr>
+        <w:rFonts w:ascii="Wingdings" w:hAnsi="Wingdings" w:cs="Wingdings" w:hint="default"/>
+      </w:rPr>
     </w:lvl>
   </w:abstractNum>
   <w:num w:numId="1">
@@ -4065,6 +4174,9 @@
   </w:num>
   <w:num w:numId="1000">
     <w:abstractNumId w:val="990"/>
+  </w:num>
+  <w:num w:numId="1001">
+    <w:abstractNumId w:val="991"/>
   </w:num>
 </w:numbering>
 </file>

--- a/projects/kwaai-knowledge/papers/aias2026/submission54-4page.docx
+++ b/projects/kwaai-knowledge/papers/aias2026/submission54-4page.docx
@@ -533,13 +533,13 @@
         <w:t xml:space="preserve"> </w:t>
       </w:r>
       <w:r>
-        <w:t xml:space="preserve">five cycles. Eleven of them have 20 questions each with gold keywords; answer recall is the fraction</w:t>
-      </w:r>
-      <w:r>
-        <w:t xml:space="preserve"> </w:t>
-      </w:r>
-      <w:r>
-        <w:t xml:space="preserve">of gold keywords that appear in the generated answer.</w:t>
+        <w:t xml:space="preserve">five cycles. Eleven of them (48,214 passages in all) have 20 questions each with gold keywords; answer</w:t>
+      </w:r>
+      <w:r>
+        <w:t xml:space="preserve"> </w:t>
+      </w:r>
+      <w:r>
+        <w:t xml:space="preserve">recall is the fraction of gold keywords that appear in the generated answer.</w:t>
       </w:r>
     </w:p>
     <w:bookmarkEnd w:id="31"/>
